--- a/nxt-school-launch/design-briefs/Brief_UPDATE_website_alignment.docx
+++ b/nxt-school-launch/design-briefs/Brief_UPDATE_website_alignment.docx
@@ -32,7 +32,7 @@
           <w:sz w:val="30"/>
           <w:szCs w:val="30"/>
         </w:rPr>
-        <w:t xml:space="preserve">Update — match the designs to the website</w:t>
+        <w:t xml:space="preserve">Update — what changes on the existing designs</w:t>
       </w:r>
     </w:p>
     <w:p>
@@ -46,7 +46,7 @@
           <w:sz w:val="15"/>
           <w:szCs w:val="15"/>
         </w:rPr>
-        <w:t xml:space="preserve">For Nikola · 6 Oct. The live site is the source of truth. </w:t>
+        <w:t xml:space="preserve">For Nikola · 6 Oct. Images: design-briefs/images/UPDATE_website_alignment (U1–U8). The live site is the source of truth. </w:t>
       </w:r>
       <w:r>
         <w:rPr>
@@ -57,7 +57,7 @@
           <w:sz w:val="15"/>
           <w:szCs w:val="15"/>
         </w:rPr>
-        <w:t xml:space="preserve">7 designs change; layouts stay — only the text below.</w:t>
+        <w:t xml:space="preserve">8 designs change; layouts stay — only the text below.</w:t>
       </w:r>
       <w:r>
         <w:rPr>
@@ -66,7 +66,7 @@
           <w:sz w:val="15"/>
           <w:szCs w:val="15"/>
         </w:rPr>
-        <w:t xml:space="preserve"> Start with C5 (it is live). The mockups in the left column show the target.</w:t>
+        <w:t xml:space="preserve"> Start with C4 and C5 (both live). The mockups in the left column show the target.</w:t>
       </w:r>
     </w:p>
     <w:tbl>
@@ -115,7 +115,7 @@
                 <w:sz w:val="13"/>
                 <w:szCs w:val="13"/>
               </w:rPr>
-              <w:t xml:space="preserve">FACTS FROM THE WEBSITE — USE EVERYWHERE</w:t>
+              <w:t xml:space="preserve">FACTS (WEBSITE) + MESSAGING — USE EVERYWHERE</w:t>
             </w:r>
           </w:p>
           <w:p>
@@ -209,7 +209,27 @@
                 <w:sz w:val="13"/>
                 <w:szCs w:val="13"/>
               </w:rPr>
-              <w:t xml:space="preserve"> · grupe do 10 · “6 oblasti”.</w:t>
+              <w:t xml:space="preserve"> · grupe do 10 · “6 oblasti” · English angle = </w:t>
+            </w:r>
+            <w:r>
+              <w:rPr>
+                <w:rFonts w:ascii="Arial" w:cs="Arial" w:eastAsia="Arial" w:hAnsi="Arial"/>
+                <w:b/>
+                <w:bCs/>
+                <w:color w:val="1E293B"/>
+                <w:sz w:val="13"/>
+                <w:szCs w:val="13"/>
+              </w:rPr>
+              <w:t xml:space="preserve">“Engleski bez straha”</w:t>
+            </w:r>
+            <w:r>
+              <w:rPr>
+                <w:rFonts w:ascii="Arial" w:cs="Arial" w:eastAsia="Arial" w:hAnsi="Arial"/>
+                <w:color w:val="1E293B"/>
+                <w:sz w:val="13"/>
+                <w:szCs w:val="13"/>
+              </w:rPr>
+              <w:t xml:space="preserve"> (no “not a subject / language we use”).</w:t>
             </w:r>
           </w:p>
           <w:p>
@@ -457,9 +477,9 @@
             <w:r>
               <w:drawing>
                 <wp:inline distT="0" distB="0" distL="0" distR="0">
-                  <wp:extent cx="457200" cy="571500"/>
+                  <wp:extent cx="733425" cy="914400"/>
                   <wp:effectExtent t="0" r="0" b="0" l="0"/>
-                  <wp:docPr id="1" name="C5_founding_generation.png" descr="C5_founding_generation.png" title="C5_founding_generation.png"/>
+                  <wp:docPr id="1" name="C4_english.png" descr="C4_english.png" title="C4_english.png"/>
                   <wp:cNvGraphicFramePr>
                     <a:graphicFrameLocks xmlns:a="http://schemas.openxmlformats.org/drawingml/2006/main" noChangeAspect="1"/>
                   </wp:cNvGraphicFramePr>
@@ -482,7 +502,7 @@
                         <pic:spPr bwMode="auto">
                           <a:xfrm>
                             <a:off x="0" y="0"/>
-                            <a:ext cx="457200" cy="571500"/>
+                            <a:ext cx="733425" cy="914400"/>
                           </a:xfrm>
                           <a:prstGeom prst="rect">
                             <a:avLst/>
@@ -494,20 +514,283 @@
                 </wp:inline>
               </w:drawing>
             </w:r>
-            <w:r>
-              <w:rPr>
-                <w:rFonts w:ascii="Arial" w:cs="Arial" w:eastAsia="Arial" w:hAnsi="Arial"/>
-                <w:sz w:val="8"/>
-                <w:szCs w:val="8"/>
-              </w:rPr>
-              <w:t xml:space="preserve"> </w:t>
-            </w:r>
+          </w:p>
+        </w:tc>
+        <w:tc>
+          <w:tcPr>
+            <w:tcW w:type="dxa" w:w="2350"/>
+            <w:tcBorders>
+              <w:top w:val="single" w:color="D9E1EC" w:sz="4"/>
+              <w:left w:val="single" w:color="D9E1EC" w:sz="4"/>
+              <w:bottom w:val="single" w:color="D9E1EC" w:sz="4"/>
+              <w:right w:val="single" w:color="D9E1EC" w:sz="4"/>
+            </w:tcBorders>
+            <w:shd w:fill="FFFFFF" w:color="auto" w:val="clear"/>
+            <w:tcMar>
+              <w:top w:type="dxa" w:w="60"/>
+              <w:left w:type="dxa" w:w="80"/>
+              <w:bottom w:type="dxa" w:w="60"/>
+              <w:right w:type="dxa" w:w="80"/>
+            </w:tcMar>
+            <w:vAlign w:val="center"/>
+          </w:tcPr>
+          <w:p>
+            <w:pPr>
+              <w:spacing w:after="10" w:before="0" w:line="222"/>
+            </w:pPr>
+            <w:r>
+              <w:rPr>
+                <w:rFonts w:ascii="Arial" w:cs="Arial" w:eastAsia="Arial" w:hAnsi="Arial"/>
+                <w:b/>
+                <w:bCs/>
+                <w:color w:val="1E293B"/>
+                <w:sz w:val="14"/>
+                <w:szCs w:val="14"/>
+              </w:rPr>
+              <w:t xml:space="preserve">U1 · P3 · C4 English</w:t>
+            </w:r>
+          </w:p>
+          <w:p>
+            <w:pPr>
+              <w:spacing w:after="30" w:before="0" w:line="222"/>
+            </w:pPr>
+            <w:r>
+              <w:rPr>
+                <w:rFonts w:ascii="Arial" w:cs="Arial" w:eastAsia="Arial" w:hAnsi="Arial"/>
+                <w:color w:val="475569"/>
+                <w:sz w:val="12"/>
+                <w:szCs w:val="12"/>
+              </w:rPr>
+              <w:t xml:space="preserve">Prospecting (LIVE now)</w:t>
+            </w:r>
+          </w:p>
+          <w:p>
+            <w:r>
+              <w:rPr>
+                <w:rFonts w:ascii="Arial" w:cs="Arial" w:eastAsia="Arial" w:hAnsi="Arial"/>
+                <w:b/>
+                <w:bCs/>
+                <w:color w:val="FFFFFF"/>
+                <w:sz w:val="13"/>
+                <w:szCs w:val="13"/>
+                <w:shd w:fill="E5487A" w:color="auto" w:val="clear"/>
+              </w:rPr>
+              <w:t xml:space="preserve"> Due: TODAY · Tue 6 Oct </w:t>
+            </w:r>
+          </w:p>
+        </w:tc>
+        <w:tc>
+          <w:tcPr>
+            <w:tcW w:type="dxa" w:w="5306"/>
+            <w:tcBorders>
+              <w:top w:val="single" w:color="D9E1EC" w:sz="4"/>
+              <w:left w:val="single" w:color="D9E1EC" w:sz="4"/>
+              <w:bottom w:val="single" w:color="D9E1EC" w:sz="4"/>
+              <w:right w:val="single" w:color="D9E1EC" w:sz="4"/>
+            </w:tcBorders>
+            <w:shd w:fill="FFFFFF" w:color="auto" w:val="clear"/>
+            <w:tcMar>
+              <w:top w:type="dxa" w:w="60"/>
+              <w:left w:type="dxa" w:w="80"/>
+              <w:bottom w:type="dxa" w:w="60"/>
+              <w:right w:type="dxa" w:w="80"/>
+            </w:tcMar>
+            <w:vAlign w:val="center"/>
+          </w:tcPr>
+          <w:p>
+            <w:pPr>
+              <w:spacing w:after="18" w:before="0" w:line="222"/>
+            </w:pPr>
+            <w:r>
+              <w:rPr>
+                <w:rFonts w:ascii="Arial" w:cs="Arial" w:eastAsia="Arial" w:hAnsi="Arial"/>
+                <w:color w:val="0F172A"/>
+                <w:sz w:val="13"/>
+                <w:szCs w:val="13"/>
+              </w:rPr>
+              <w:t xml:space="preserve">• headline: </w:t>
+            </w:r>
+            <w:r>
+              <w:rPr>
+                <w:rFonts w:ascii="Arial" w:cs="Arial" w:eastAsia="Arial" w:hAnsi="Arial"/>
+                <w:strike/>
+                <w:color w:val="94A3B8"/>
+                <w:sz w:val="13"/>
+                <w:szCs w:val="13"/>
+              </w:rPr>
+              <w:t xml:space="preserve">English is not a subject here. It’s the language we use.</w:t>
+            </w:r>
+            <w:r>
+              <w:rPr>
+                <w:rFonts w:ascii="Arial" w:cs="Arial" w:eastAsia="Arial" w:hAnsi="Arial"/>
+                <w:color w:val="0F172A"/>
+                <w:sz w:val="13"/>
+                <w:szCs w:val="13"/>
+              </w:rPr>
+              <w:t xml:space="preserve"> → </w:t>
+            </w:r>
+            <w:r>
+              <w:rPr>
+                <w:rFonts w:ascii="Arial" w:cs="Arial" w:eastAsia="Arial" w:hAnsi="Arial"/>
+                <w:b/>
+                <w:bCs/>
+                <w:color w:val="0F172A"/>
+                <w:sz w:val="13"/>
+                <w:szCs w:val="13"/>
+              </w:rPr>
+              <w:t xml:space="preserve">Engleski bez straha.</w:t>
+            </w:r>
+          </w:p>
+          <w:p>
+            <w:pPr>
+              <w:spacing w:after="18" w:before="0" w:line="222"/>
+            </w:pPr>
+            <w:r>
+              <w:rPr>
+                <w:rFonts w:ascii="Arial" w:cs="Arial" w:eastAsia="Arial" w:hAnsi="Arial"/>
+                <w:color w:val="0F172A"/>
+                <w:sz w:val="13"/>
+                <w:szCs w:val="13"/>
+              </w:rPr>
+              <w:t xml:space="preserve">• kicker: English in Practice → </w:t>
+            </w:r>
+            <w:r>
+              <w:rPr>
+                <w:rFonts w:ascii="Arial" w:cs="Arial" w:eastAsia="Arial" w:hAnsi="Arial"/>
+                <w:b/>
+                <w:bCs/>
+                <w:color w:val="0F172A"/>
+                <w:sz w:val="13"/>
+                <w:szCs w:val="13"/>
+              </w:rPr>
+              <w:t xml:space="preserve">English in Practice · 1–8. razred</w:t>
+            </w:r>
+          </w:p>
+          <w:p>
+            <w:pPr>
+              <w:spacing w:after="18" w:before="0" w:line="222"/>
+            </w:pPr>
+            <w:r>
+              <w:rPr>
+                <w:rFonts w:ascii="Arial" w:cs="Arial" w:eastAsia="Arial" w:hAnsi="Arial"/>
+                <w:color w:val="0F172A"/>
+                <w:sz w:val="13"/>
+                <w:szCs w:val="13"/>
+              </w:rPr>
+              <w:t xml:space="preserve">• sub: </w:t>
+            </w:r>
+            <w:r>
+              <w:rPr>
+                <w:rFonts w:ascii="Arial" w:cs="Arial" w:eastAsia="Arial" w:hAnsi="Arial"/>
+                <w:strike/>
+                <w:color w:val="94A3B8"/>
+                <w:sz w:val="13"/>
+                <w:szCs w:val="13"/>
+              </w:rPr>
+              <w:t xml:space="preserve">Engleski ovde nije predmet — to je jezik kojim deca rade…</w:t>
+            </w:r>
+            <w:r>
+              <w:rPr>
+                <w:rFonts w:ascii="Arial" w:cs="Arial" w:eastAsia="Arial" w:hAnsi="Arial"/>
+                <w:color w:val="0F172A"/>
+                <w:sz w:val="13"/>
+                <w:szCs w:val="13"/>
+              </w:rPr>
+              <w:t xml:space="preserve"> → </w:t>
+            </w:r>
+            <w:r>
+              <w:rPr>
+                <w:rFonts w:ascii="Arial" w:cs="Arial" w:eastAsia="Arial" w:hAnsi="Arial"/>
+                <w:b/>
+                <w:bCs/>
+                <w:color w:val="0F172A"/>
+                <w:sz w:val="13"/>
+                <w:szCs w:val="13"/>
+              </w:rPr>
+              <w:t xml:space="preserve">Kroz projekte deca pitaju, istražuju i predstavljaju na engleskom — u skladu sa nivoom grupe. Kad treba, pređemo na srpski.</w:t>
+            </w:r>
+          </w:p>
+          <w:p>
+            <w:pPr>
+              <w:spacing w:after="18" w:before="0" w:line="222"/>
+            </w:pPr>
+            <w:r>
+              <w:rPr>
+                <w:rFonts w:ascii="Arial" w:cs="Arial" w:eastAsia="Arial" w:hAnsi="Arial"/>
+                <w:color w:val="0F172A"/>
+                <w:sz w:val="13"/>
+                <w:szCs w:val="13"/>
+              </w:rPr>
+              <w:t xml:space="preserve">• chat bubbles stay as they are</w:t>
+            </w:r>
+          </w:p>
+        </w:tc>
+        <w:tc>
+          <w:tcPr>
+            <w:tcW w:type="dxa" w:w="1150"/>
+            <w:tcBorders>
+              <w:top w:val="single" w:color="D9E1EC" w:sz="4"/>
+              <w:left w:val="single" w:color="D9E1EC" w:sz="4"/>
+              <w:bottom w:val="single" w:color="D9E1EC" w:sz="4"/>
+              <w:right w:val="single" w:color="D9E1EC" w:sz="4"/>
+            </w:tcBorders>
+            <w:shd w:fill="FFFFFF" w:color="auto" w:val="clear"/>
+            <w:tcMar>
+              <w:top w:type="dxa" w:w="60"/>
+              <w:left w:type="dxa" w:w="80"/>
+              <w:bottom w:type="dxa" w:w="60"/>
+              <w:right w:type="dxa" w:w="80"/>
+            </w:tcMar>
+            <w:vAlign w:val="center"/>
+          </w:tcPr>
+          <w:p>
+            <w:pPr>
+              <w:spacing w:after="0" w:before="0" w:line="222"/>
+            </w:pPr>
+            <w:r>
+              <w:rPr>
+                <w:rFonts w:ascii="Arial" w:cs="Arial" w:eastAsia="Arial" w:hAnsi="Arial"/>
+                <w:color w:val="475569"/>
+                <w:sz w:val="13"/>
+                <w:szCs w:val="13"/>
+              </w:rPr>
+              <w:t xml:space="preserve">4:5 + 9:16</w:t>
+            </w:r>
+          </w:p>
+        </w:tc>
+      </w:tr>
+      <w:tr>
+        <w:trPr>
+          <w:cantSplit/>
+        </w:trPr>
+        <w:tc>
+          <w:tcPr>
+            <w:tcW w:type="dxa" w:w="1900"/>
+            <w:tcBorders>
+              <w:top w:val="single" w:color="D9E1EC" w:sz="4"/>
+              <w:left w:val="single" w:color="D9E1EC" w:sz="4"/>
+              <w:bottom w:val="single" w:color="D9E1EC" w:sz="4"/>
+              <w:right w:val="single" w:color="D9E1EC" w:sz="4"/>
+            </w:tcBorders>
+            <w:shd w:fill="F1F5F9" w:color="auto" w:val="clear"/>
+            <w:tcMar>
+              <w:top w:type="dxa" w:w="60"/>
+              <w:left w:type="dxa" w:w="80"/>
+              <w:bottom w:type="dxa" w:w="60"/>
+              <w:right w:type="dxa" w:w="80"/>
+            </w:tcMar>
+            <w:vAlign w:val="center"/>
+          </w:tcPr>
+          <w:p>
+            <w:pPr>
+              <w:jc w:val="center"/>
+            </w:pPr>
             <w:r>
               <w:drawing>
                 <wp:inline distT="0" distB="0" distL="0" distR="0">
-                  <wp:extent cx="571500" cy="571500"/>
+                  <wp:extent cx="457200" cy="571500"/>
                   <wp:effectExtent t="0" r="0" b="0" l="0"/>
-                  <wp:docPr id="1" name="CAR_C2_card7.png" descr="CAR_C2_card7.png" title="CAR_C2_card7.png"/>
+                  <wp:docPr id="1" name="C5_founding_generation.png" descr="C5_founding_generation.png" title="C5_founding_generation.png"/>
                   <wp:cNvGraphicFramePr>
                     <a:graphicFrameLocks xmlns:a="http://schemas.openxmlformats.org/drawingml/2006/main" noChangeAspect="1"/>
                   </wp:cNvGraphicFramePr>
@@ -530,7 +813,7 @@
                         <pic:spPr bwMode="auto">
                           <a:xfrm>
                             <a:off x="0" y="0"/>
-                            <a:ext cx="571500" cy="571500"/>
+                            <a:ext cx="457200" cy="571500"/>
                           </a:xfrm>
                           <a:prstGeom prst="rect">
                             <a:avLst/>
@@ -542,267 +825,20 @@
                 </wp:inline>
               </w:drawing>
             </w:r>
-          </w:p>
-        </w:tc>
-        <w:tc>
-          <w:tcPr>
-            <w:tcW w:type="dxa" w:w="2350"/>
-            <w:tcBorders>
-              <w:top w:val="single" w:color="D9E1EC" w:sz="4"/>
-              <w:left w:val="single" w:color="D9E1EC" w:sz="4"/>
-              <w:bottom w:val="single" w:color="D9E1EC" w:sz="4"/>
-              <w:right w:val="single" w:color="D9E1EC" w:sz="4"/>
-            </w:tcBorders>
-            <w:shd w:fill="FFFFFF" w:color="auto" w:val="clear"/>
-            <w:tcMar>
-              <w:top w:type="dxa" w:w="60"/>
-              <w:left w:type="dxa" w:w="80"/>
-              <w:bottom w:type="dxa" w:w="60"/>
-              <w:right w:type="dxa" w:w="80"/>
-            </w:tcMar>
-            <w:vAlign w:val="center"/>
-          </w:tcPr>
-          <w:p>
-            <w:pPr>
-              <w:spacing w:after="10" w:before="0" w:line="222"/>
-            </w:pPr>
-            <w:r>
-              <w:rPr>
-                <w:rFonts w:ascii="Arial" w:cs="Arial" w:eastAsia="Arial" w:hAnsi="Arial"/>
-                <w:b/>
-                <w:bCs/>
-                <w:color w:val="1E293B"/>
-                <w:sz w:val="14"/>
-                <w:szCs w:val="14"/>
-              </w:rPr>
-              <w:t xml:space="preserve">P5 / R1 · C5 Founding</w:t>
-            </w:r>
-          </w:p>
-          <w:p>
-            <w:pPr>
-              <w:spacing w:after="10" w:before="0" w:line="222"/>
-            </w:pPr>
-            <w:r>
-              <w:rPr>
-                <w:rFonts w:ascii="Arial" w:cs="Arial" w:eastAsia="Arial" w:hAnsi="Arial"/>
-                <w:color w:val="1E293B"/>
-                <w:sz w:val="14"/>
-                <w:szCs w:val="14"/>
-              </w:rPr>
-              <w:t xml:space="preserve">+ carousel card 7</w:t>
-            </w:r>
-          </w:p>
-          <w:p>
-            <w:pPr>
-              <w:spacing w:after="30" w:before="0" w:line="222"/>
-            </w:pPr>
-            <w:r>
-              <w:rPr>
-                <w:rFonts w:ascii="Arial" w:cs="Arial" w:eastAsia="Arial" w:hAnsi="Arial"/>
-                <w:color w:val="475569"/>
-                <w:sz w:val="12"/>
-                <w:szCs w:val="12"/>
-              </w:rPr>
-              <w:t xml:space="preserve">Prospecting (LIVE now) + Retargeting</w:t>
-            </w:r>
-          </w:p>
-          <w:p>
-            <w:r>
-              <w:rPr>
-                <w:rFonts w:ascii="Arial" w:cs="Arial" w:eastAsia="Arial" w:hAnsi="Arial"/>
-                <w:b/>
-                <w:bCs/>
-                <w:color w:val="FFFFFF"/>
-                <w:sz w:val="13"/>
-                <w:szCs w:val="13"/>
-                <w:shd w:fill="E5487A" w:color="auto" w:val="clear"/>
-              </w:rPr>
-              <w:t xml:space="preserve"> Due: TODAY · Tue 6 Oct </w:t>
-            </w:r>
-          </w:p>
-        </w:tc>
-        <w:tc>
-          <w:tcPr>
-            <w:tcW w:type="dxa" w:w="5306"/>
-            <w:tcBorders>
-              <w:top w:val="single" w:color="D9E1EC" w:sz="4"/>
-              <w:left w:val="single" w:color="D9E1EC" w:sz="4"/>
-              <w:bottom w:val="single" w:color="D9E1EC" w:sz="4"/>
-              <w:right w:val="single" w:color="D9E1EC" w:sz="4"/>
-            </w:tcBorders>
-            <w:shd w:fill="FFFFFF" w:color="auto" w:val="clear"/>
-            <w:tcMar>
-              <w:top w:type="dxa" w:w="60"/>
-              <w:left w:type="dxa" w:w="80"/>
-              <w:bottom w:type="dxa" w:w="60"/>
-              <w:right w:type="dxa" w:w="80"/>
-            </w:tcMar>
-            <w:vAlign w:val="center"/>
-          </w:tcPr>
-          <w:p>
-            <w:pPr>
-              <w:spacing w:after="18" w:before="0" w:line="222"/>
-            </w:pPr>
-            <w:r>
-              <w:rPr>
-                <w:rFonts w:ascii="Arial" w:cs="Arial" w:eastAsia="Arial" w:hAnsi="Arial"/>
-                <w:color w:val="0F172A"/>
-                <w:sz w:val="13"/>
-                <w:szCs w:val="13"/>
-              </w:rPr>
-              <w:t xml:space="preserve">• price card: regularna </w:t>
-            </w:r>
-            <w:r>
-              <w:rPr>
-                <w:rFonts w:ascii="Arial" w:cs="Arial" w:eastAsia="Arial" w:hAnsi="Arial"/>
-                <w:strike/>
-                <w:color w:val="94A3B8"/>
-                <w:sz w:val="13"/>
-                <w:szCs w:val="13"/>
-              </w:rPr>
-              <w:t xml:space="preserve">6.400 RSD</w:t>
-            </w:r>
-            <w:r>
-              <w:rPr>
-                <w:rFonts w:ascii="Arial" w:cs="Arial" w:eastAsia="Arial" w:hAnsi="Arial"/>
-                <w:color w:val="0F172A"/>
-                <w:sz w:val="13"/>
-                <w:szCs w:val="13"/>
-              </w:rPr>
-              <w:t xml:space="preserve"> → </w:t>
-            </w:r>
-            <w:r>
-              <w:rPr>
-                <w:rFonts w:ascii="Arial" w:cs="Arial" w:eastAsia="Arial" w:hAnsi="Arial"/>
-                <w:b/>
-                <w:bCs/>
-                <w:color w:val="0F172A"/>
-                <w:sz w:val="13"/>
-                <w:szCs w:val="13"/>
-              </w:rPr>
-              <w:t xml:space="preserve">7.200 RSD</w:t>
-            </w:r>
-          </w:p>
-          <w:p>
-            <w:pPr>
-              <w:spacing w:after="18" w:before="0" w:line="222"/>
-            </w:pPr>
-            <w:r>
-              <w:rPr>
-                <w:rFonts w:ascii="Arial" w:cs="Arial" w:eastAsia="Arial" w:hAnsi="Arial"/>
-                <w:color w:val="0F172A"/>
-                <w:sz w:val="13"/>
-                <w:szCs w:val="13"/>
-              </w:rPr>
-              <w:t xml:space="preserve">• card 7 sub line: regularna </w:t>
-            </w:r>
-            <w:r>
-              <w:rPr>
-                <w:rFonts w:ascii="Arial" w:cs="Arial" w:eastAsia="Arial" w:hAnsi="Arial"/>
-                <w:strike/>
-                <w:color w:val="94A3B8"/>
-                <w:sz w:val="13"/>
-                <w:szCs w:val="13"/>
-              </w:rPr>
-              <w:t xml:space="preserve">6.400</w:t>
-            </w:r>
-            <w:r>
-              <w:rPr>
-                <w:rFonts w:ascii="Arial" w:cs="Arial" w:eastAsia="Arial" w:hAnsi="Arial"/>
-                <w:color w:val="0F172A"/>
-                <w:sz w:val="13"/>
-                <w:szCs w:val="13"/>
-              </w:rPr>
-              <w:t xml:space="preserve"> → </w:t>
-            </w:r>
-            <w:r>
-              <w:rPr>
-                <w:rFonts w:ascii="Arial" w:cs="Arial" w:eastAsia="Arial" w:hAnsi="Arial"/>
-                <w:b/>
-                <w:bCs/>
-                <w:color w:val="0F172A"/>
-                <w:sz w:val="13"/>
-                <w:szCs w:val="13"/>
-              </w:rPr>
-              <w:t xml:space="preserve">7.200 RSD</w:t>
-            </w:r>
-            <w:r>
-              <w:rPr>
-                <w:rFonts w:ascii="Arial" w:cs="Arial" w:eastAsia="Arial" w:hAnsi="Arial"/>
-                <w:color w:val="0F172A"/>
-                <w:sz w:val="13"/>
-                <w:szCs w:val="13"/>
-              </w:rPr>
-              <w:t xml:space="preserve"> · grupe 8–10 · 24 nedelje</w:t>
-            </w:r>
-          </w:p>
-        </w:tc>
-        <w:tc>
-          <w:tcPr>
-            <w:tcW w:type="dxa" w:w="1150"/>
-            <w:tcBorders>
-              <w:top w:val="single" w:color="D9E1EC" w:sz="4"/>
-              <w:left w:val="single" w:color="D9E1EC" w:sz="4"/>
-              <w:bottom w:val="single" w:color="D9E1EC" w:sz="4"/>
-              <w:right w:val="single" w:color="D9E1EC" w:sz="4"/>
-            </w:tcBorders>
-            <w:shd w:fill="FFFFFF" w:color="auto" w:val="clear"/>
-            <w:tcMar>
-              <w:top w:type="dxa" w:w="60"/>
-              <w:left w:type="dxa" w:w="80"/>
-              <w:bottom w:type="dxa" w:w="60"/>
-              <w:right w:type="dxa" w:w="80"/>
-            </w:tcMar>
-            <w:vAlign w:val="center"/>
-          </w:tcPr>
-          <w:p>
-            <w:pPr>
-              <w:spacing w:after="0" w:before="0" w:line="222"/>
-            </w:pPr>
-            <w:r>
-              <w:rPr>
-                <w:rFonts w:ascii="Arial" w:cs="Arial" w:eastAsia="Arial" w:hAnsi="Arial"/>
-                <w:color w:val="475569"/>
-                <w:sz w:val="13"/>
-                <w:szCs w:val="13"/>
-              </w:rPr>
-              <w:t xml:space="preserve">4:5 + 9:16 · card 1:1</w:t>
-            </w:r>
-          </w:p>
-        </w:tc>
-      </w:tr>
-      <w:tr>
-        <w:trPr>
-          <w:cantSplit/>
-        </w:trPr>
-        <w:tc>
-          <w:tcPr>
-            <w:tcW w:type="dxa" w:w="1900"/>
-            <w:tcBorders>
-              <w:top w:val="single" w:color="D9E1EC" w:sz="4"/>
-              <w:left w:val="single" w:color="D9E1EC" w:sz="4"/>
-              <w:bottom w:val="single" w:color="D9E1EC" w:sz="4"/>
-              <w:right w:val="single" w:color="D9E1EC" w:sz="4"/>
-            </w:tcBorders>
-            <w:shd w:fill="F1F5F9" w:color="auto" w:val="clear"/>
-            <w:tcMar>
-              <w:top w:type="dxa" w:w="60"/>
-              <w:left w:type="dxa" w:w="80"/>
-              <w:bottom w:type="dxa" w:w="60"/>
-              <w:right w:type="dxa" w:w="80"/>
-            </w:tcMar>
-            <w:vAlign w:val="center"/>
-          </w:tcPr>
-          <w:p>
-            <w:pPr>
-              <w:jc w:val="center"/>
-            </w:pPr>
+            <w:r>
+              <w:rPr>
+                <w:rFonts w:ascii="Arial" w:cs="Arial" w:eastAsia="Arial" w:hAnsi="Arial"/>
+                <w:sz w:val="8"/>
+                <w:szCs w:val="8"/>
+              </w:rPr>
+              <w:t xml:space="preserve"> </w:t>
+            </w:r>
             <w:r>
               <w:drawing>
                 <wp:inline distT="0" distB="0" distL="0" distR="0">
-                  <wp:extent cx="600075" cy="752475"/>
+                  <wp:extent cx="571500" cy="571500"/>
                   <wp:effectExtent t="0" r="0" b="0" l="0"/>
-                  <wp:docPr id="1" name="C6_open_day.png" descr="C6_open_day.png" title="C6_open_day.png"/>
+                  <wp:docPr id="1" name="CAR_C2_card7.png" descr="CAR_C2_card7.png" title="CAR_C2_card7.png"/>
                   <wp:cNvGraphicFramePr>
                     <a:graphicFrameLocks xmlns:a="http://schemas.openxmlformats.org/drawingml/2006/main" noChangeAspect="1"/>
                   </wp:cNvGraphicFramePr>
@@ -825,7 +861,7 @@
                         <pic:spPr bwMode="auto">
                           <a:xfrm>
                             <a:off x="0" y="0"/>
-                            <a:ext cx="600075" cy="752475"/>
+                            <a:ext cx="571500" cy="571500"/>
                           </a:xfrm>
                           <a:prstGeom prst="rect">
                             <a:avLst/>
@@ -837,20 +873,267 @@
                 </wp:inline>
               </w:drawing>
             </w:r>
-            <w:r>
-              <w:rPr>
-                <w:rFonts w:ascii="Arial" w:cs="Arial" w:eastAsia="Arial" w:hAnsi="Arial"/>
-                <w:sz w:val="8"/>
-                <w:szCs w:val="8"/>
-              </w:rPr>
-              <w:t xml:space="preserve"> </w:t>
-            </w:r>
+          </w:p>
+        </w:tc>
+        <w:tc>
+          <w:tcPr>
+            <w:tcW w:type="dxa" w:w="2350"/>
+            <w:tcBorders>
+              <w:top w:val="single" w:color="D9E1EC" w:sz="4"/>
+              <w:left w:val="single" w:color="D9E1EC" w:sz="4"/>
+              <w:bottom w:val="single" w:color="D9E1EC" w:sz="4"/>
+              <w:right w:val="single" w:color="D9E1EC" w:sz="4"/>
+            </w:tcBorders>
+            <w:shd w:fill="FFFFFF" w:color="auto" w:val="clear"/>
+            <w:tcMar>
+              <w:top w:type="dxa" w:w="60"/>
+              <w:left w:type="dxa" w:w="80"/>
+              <w:bottom w:type="dxa" w:w="60"/>
+              <w:right w:type="dxa" w:w="80"/>
+            </w:tcMar>
+            <w:vAlign w:val="center"/>
+          </w:tcPr>
+          <w:p>
+            <w:pPr>
+              <w:spacing w:after="10" w:before="0" w:line="222"/>
+            </w:pPr>
+            <w:r>
+              <w:rPr>
+                <w:rFonts w:ascii="Arial" w:cs="Arial" w:eastAsia="Arial" w:hAnsi="Arial"/>
+                <w:b/>
+                <w:bCs/>
+                <w:color w:val="1E293B"/>
+                <w:sz w:val="14"/>
+                <w:szCs w:val="14"/>
+              </w:rPr>
+              <w:t xml:space="preserve">U2 · P5 / R1 · C5 Founding</w:t>
+            </w:r>
+          </w:p>
+          <w:p>
+            <w:pPr>
+              <w:spacing w:after="10" w:before="0" w:line="222"/>
+            </w:pPr>
+            <w:r>
+              <w:rPr>
+                <w:rFonts w:ascii="Arial" w:cs="Arial" w:eastAsia="Arial" w:hAnsi="Arial"/>
+                <w:color w:val="1E293B"/>
+                <w:sz w:val="14"/>
+                <w:szCs w:val="14"/>
+              </w:rPr>
+              <w:t xml:space="preserve">+ carousel card 7</w:t>
+            </w:r>
+          </w:p>
+          <w:p>
+            <w:pPr>
+              <w:spacing w:after="30" w:before="0" w:line="222"/>
+            </w:pPr>
+            <w:r>
+              <w:rPr>
+                <w:rFonts w:ascii="Arial" w:cs="Arial" w:eastAsia="Arial" w:hAnsi="Arial"/>
+                <w:color w:val="475569"/>
+                <w:sz w:val="12"/>
+                <w:szCs w:val="12"/>
+              </w:rPr>
+              <w:t xml:space="preserve">Prospecting (LIVE now) + Retargeting</w:t>
+            </w:r>
+          </w:p>
+          <w:p>
+            <w:r>
+              <w:rPr>
+                <w:rFonts w:ascii="Arial" w:cs="Arial" w:eastAsia="Arial" w:hAnsi="Arial"/>
+                <w:b/>
+                <w:bCs/>
+                <w:color w:val="FFFFFF"/>
+                <w:sz w:val="13"/>
+                <w:szCs w:val="13"/>
+                <w:shd w:fill="E5487A" w:color="auto" w:val="clear"/>
+              </w:rPr>
+              <w:t xml:space="preserve"> Due: TODAY · Tue 6 Oct </w:t>
+            </w:r>
+          </w:p>
+        </w:tc>
+        <w:tc>
+          <w:tcPr>
+            <w:tcW w:type="dxa" w:w="5306"/>
+            <w:tcBorders>
+              <w:top w:val="single" w:color="D9E1EC" w:sz="4"/>
+              <w:left w:val="single" w:color="D9E1EC" w:sz="4"/>
+              <w:bottom w:val="single" w:color="D9E1EC" w:sz="4"/>
+              <w:right w:val="single" w:color="D9E1EC" w:sz="4"/>
+            </w:tcBorders>
+            <w:shd w:fill="FFFFFF" w:color="auto" w:val="clear"/>
+            <w:tcMar>
+              <w:top w:type="dxa" w:w="60"/>
+              <w:left w:type="dxa" w:w="80"/>
+              <w:bottom w:type="dxa" w:w="60"/>
+              <w:right w:type="dxa" w:w="80"/>
+            </w:tcMar>
+            <w:vAlign w:val="center"/>
+          </w:tcPr>
+          <w:p>
+            <w:pPr>
+              <w:spacing w:after="18" w:before="0" w:line="222"/>
+            </w:pPr>
+            <w:r>
+              <w:rPr>
+                <w:rFonts w:ascii="Arial" w:cs="Arial" w:eastAsia="Arial" w:hAnsi="Arial"/>
+                <w:color w:val="0F172A"/>
+                <w:sz w:val="13"/>
+                <w:szCs w:val="13"/>
+              </w:rPr>
+              <w:t xml:space="preserve">• price card: regularna </w:t>
+            </w:r>
+            <w:r>
+              <w:rPr>
+                <w:rFonts w:ascii="Arial" w:cs="Arial" w:eastAsia="Arial" w:hAnsi="Arial"/>
+                <w:strike/>
+                <w:color w:val="94A3B8"/>
+                <w:sz w:val="13"/>
+                <w:szCs w:val="13"/>
+              </w:rPr>
+              <w:t xml:space="preserve">6.400 RSD</w:t>
+            </w:r>
+            <w:r>
+              <w:rPr>
+                <w:rFonts w:ascii="Arial" w:cs="Arial" w:eastAsia="Arial" w:hAnsi="Arial"/>
+                <w:color w:val="0F172A"/>
+                <w:sz w:val="13"/>
+                <w:szCs w:val="13"/>
+              </w:rPr>
+              <w:t xml:space="preserve"> → </w:t>
+            </w:r>
+            <w:r>
+              <w:rPr>
+                <w:rFonts w:ascii="Arial" w:cs="Arial" w:eastAsia="Arial" w:hAnsi="Arial"/>
+                <w:b/>
+                <w:bCs/>
+                <w:color w:val="0F172A"/>
+                <w:sz w:val="13"/>
+                <w:szCs w:val="13"/>
+              </w:rPr>
+              <w:t xml:space="preserve">7.200 RSD</w:t>
+            </w:r>
+          </w:p>
+          <w:p>
+            <w:pPr>
+              <w:spacing w:after="18" w:before="0" w:line="222"/>
+            </w:pPr>
+            <w:r>
+              <w:rPr>
+                <w:rFonts w:ascii="Arial" w:cs="Arial" w:eastAsia="Arial" w:hAnsi="Arial"/>
+                <w:color w:val="0F172A"/>
+                <w:sz w:val="13"/>
+                <w:szCs w:val="13"/>
+              </w:rPr>
+              <w:t xml:space="preserve">• card 7 sub line: regularna </w:t>
+            </w:r>
+            <w:r>
+              <w:rPr>
+                <w:rFonts w:ascii="Arial" w:cs="Arial" w:eastAsia="Arial" w:hAnsi="Arial"/>
+                <w:strike/>
+                <w:color w:val="94A3B8"/>
+                <w:sz w:val="13"/>
+                <w:szCs w:val="13"/>
+              </w:rPr>
+              <w:t xml:space="preserve">6.400</w:t>
+            </w:r>
+            <w:r>
+              <w:rPr>
+                <w:rFonts w:ascii="Arial" w:cs="Arial" w:eastAsia="Arial" w:hAnsi="Arial"/>
+                <w:color w:val="0F172A"/>
+                <w:sz w:val="13"/>
+                <w:szCs w:val="13"/>
+              </w:rPr>
+              <w:t xml:space="preserve"> → </w:t>
+            </w:r>
+            <w:r>
+              <w:rPr>
+                <w:rFonts w:ascii="Arial" w:cs="Arial" w:eastAsia="Arial" w:hAnsi="Arial"/>
+                <w:b/>
+                <w:bCs/>
+                <w:color w:val="0F172A"/>
+                <w:sz w:val="13"/>
+                <w:szCs w:val="13"/>
+              </w:rPr>
+              <w:t xml:space="preserve">7.200 RSD</w:t>
+            </w:r>
+            <w:r>
+              <w:rPr>
+                <w:rFonts w:ascii="Arial" w:cs="Arial" w:eastAsia="Arial" w:hAnsi="Arial"/>
+                <w:color w:val="0F172A"/>
+                <w:sz w:val="13"/>
+                <w:szCs w:val="13"/>
+              </w:rPr>
+              <w:t xml:space="preserve"> · grupe 8–10 · 24 nedelje</w:t>
+            </w:r>
+          </w:p>
+        </w:tc>
+        <w:tc>
+          <w:tcPr>
+            <w:tcW w:type="dxa" w:w="1150"/>
+            <w:tcBorders>
+              <w:top w:val="single" w:color="D9E1EC" w:sz="4"/>
+              <w:left w:val="single" w:color="D9E1EC" w:sz="4"/>
+              <w:bottom w:val="single" w:color="D9E1EC" w:sz="4"/>
+              <w:right w:val="single" w:color="D9E1EC" w:sz="4"/>
+            </w:tcBorders>
+            <w:shd w:fill="FFFFFF" w:color="auto" w:val="clear"/>
+            <w:tcMar>
+              <w:top w:type="dxa" w:w="60"/>
+              <w:left w:type="dxa" w:w="80"/>
+              <w:bottom w:type="dxa" w:w="60"/>
+              <w:right w:type="dxa" w:w="80"/>
+            </w:tcMar>
+            <w:vAlign w:val="center"/>
+          </w:tcPr>
+          <w:p>
+            <w:pPr>
+              <w:spacing w:after="0" w:before="0" w:line="222"/>
+            </w:pPr>
+            <w:r>
+              <w:rPr>
+                <w:rFonts w:ascii="Arial" w:cs="Arial" w:eastAsia="Arial" w:hAnsi="Arial"/>
+                <w:color w:val="475569"/>
+                <w:sz w:val="13"/>
+                <w:szCs w:val="13"/>
+              </w:rPr>
+              <w:t xml:space="preserve">4:5 + 9:16 · card 1:1</w:t>
+            </w:r>
+          </w:p>
+        </w:tc>
+      </w:tr>
+      <w:tr>
+        <w:trPr>
+          <w:cantSplit/>
+        </w:trPr>
+        <w:tc>
+          <w:tcPr>
+            <w:tcW w:type="dxa" w:w="1900"/>
+            <w:tcBorders>
+              <w:top w:val="single" w:color="D9E1EC" w:sz="4"/>
+              <w:left w:val="single" w:color="D9E1EC" w:sz="4"/>
+              <w:bottom w:val="single" w:color="D9E1EC" w:sz="4"/>
+              <w:right w:val="single" w:color="D9E1EC" w:sz="4"/>
+            </w:tcBorders>
+            <w:shd w:fill="F1F5F9" w:color="auto" w:val="clear"/>
+            <w:tcMar>
+              <w:top w:type="dxa" w:w="60"/>
+              <w:left w:type="dxa" w:w="80"/>
+              <w:bottom w:type="dxa" w:w="60"/>
+              <w:right w:type="dxa" w:w="80"/>
+            </w:tcMar>
+            <w:vAlign w:val="center"/>
+          </w:tcPr>
+          <w:p>
+            <w:pPr>
+              <w:jc w:val="center"/>
+            </w:pPr>
             <w:r>
               <w:drawing>
                 <wp:inline distT="0" distB="0" distL="0" distR="0">
-                  <wp:extent cx="419100" cy="752475"/>
+                  <wp:extent cx="600075" cy="752475"/>
                   <wp:effectExtent t="0" r="0" b="0" l="0"/>
-                  <wp:docPr id="1" name="S_C6_story.png" descr="S_C6_story.png" title="S_C6_story.png"/>
+                  <wp:docPr id="1" name="C6_open_day.png" descr="C6_open_day.png" title="C6_open_day.png"/>
                   <wp:cNvGraphicFramePr>
                     <a:graphicFrameLocks xmlns:a="http://schemas.openxmlformats.org/drawingml/2006/main" noChangeAspect="1"/>
                   </wp:cNvGraphicFramePr>
@@ -873,7 +1156,7 @@
                         <pic:spPr bwMode="auto">
                           <a:xfrm>
                             <a:off x="0" y="0"/>
-                            <a:ext cx="419100" cy="752475"/>
+                            <a:ext cx="600075" cy="752475"/>
                           </a:xfrm>
                           <a:prstGeom prst="rect">
                             <a:avLst/>
@@ -885,325 +1168,20 @@
                 </wp:inline>
               </w:drawing>
             </w:r>
-          </w:p>
-        </w:tc>
-        <w:tc>
-          <w:tcPr>
-            <w:tcW w:type="dxa" w:w="2350"/>
-            <w:tcBorders>
-              <w:top w:val="single" w:color="D9E1EC" w:sz="4"/>
-              <w:left w:val="single" w:color="D9E1EC" w:sz="4"/>
-              <w:bottom w:val="single" w:color="D9E1EC" w:sz="4"/>
-              <w:right w:val="single" w:color="D9E1EC" w:sz="4"/>
-            </w:tcBorders>
-            <w:shd w:fill="FFFFFF" w:color="auto" w:val="clear"/>
-            <w:tcMar>
-              <w:top w:type="dxa" w:w="60"/>
-              <w:left w:type="dxa" w:w="80"/>
-              <w:bottom w:type="dxa" w:w="60"/>
-              <w:right w:type="dxa" w:w="80"/>
-            </w:tcMar>
-            <w:vAlign w:val="center"/>
-          </w:tcPr>
-          <w:p>
-            <w:pPr>
-              <w:spacing w:after="10" w:before="0" w:line="222"/>
-            </w:pPr>
-            <w:r>
-              <w:rPr>
-                <w:rFonts w:ascii="Arial" w:cs="Arial" w:eastAsia="Arial" w:hAnsi="Arial"/>
-                <w:b/>
-                <w:bCs/>
-                <w:color w:val="1E293B"/>
-                <w:sz w:val="14"/>
-                <w:szCs w:val="14"/>
-              </w:rPr>
-              <w:t xml:space="preserve">O1 / R3 · C6 Open Day</w:t>
-            </w:r>
-          </w:p>
-          <w:p>
-            <w:pPr>
-              <w:spacing w:after="10" w:before="0" w:line="222"/>
-            </w:pPr>
-            <w:r>
-              <w:rPr>
-                <w:rFonts w:ascii="Arial" w:cs="Arial" w:eastAsia="Arial" w:hAnsi="Arial"/>
-                <w:color w:val="1E293B"/>
-                <w:sz w:val="14"/>
-                <w:szCs w:val="14"/>
-              </w:rPr>
-              <w:t xml:space="preserve">feed + story</w:t>
-            </w:r>
-          </w:p>
-          <w:p>
-            <w:pPr>
-              <w:spacing w:after="30" w:before="0" w:line="222"/>
-            </w:pPr>
-            <w:r>
-              <w:rPr>
-                <w:rFonts w:ascii="Arial" w:cs="Arial" w:eastAsia="Arial" w:hAnsi="Arial"/>
-                <w:color w:val="475569"/>
-                <w:sz w:val="12"/>
-                <w:szCs w:val="12"/>
-              </w:rPr>
-              <w:t xml:space="preserve">Open Day from 12 Oct, Retargeting from 13 Oct</w:t>
-            </w:r>
-          </w:p>
-          <w:p>
-            <w:r>
-              <w:rPr>
-                <w:rFonts w:ascii="Arial" w:cs="Arial" w:eastAsia="Arial" w:hAnsi="Arial"/>
-                <w:b/>
-                <w:bCs/>
-                <w:color w:val="FFFFFF"/>
-                <w:sz w:val="13"/>
-                <w:szCs w:val="13"/>
-                <w:shd w:fill="475569" w:color="auto" w:val="clear"/>
-              </w:rPr>
-              <w:t xml:space="preserve"> Due: Fri 9 Oct </w:t>
-            </w:r>
-          </w:p>
-        </w:tc>
-        <w:tc>
-          <w:tcPr>
-            <w:tcW w:type="dxa" w:w="5306"/>
-            <w:tcBorders>
-              <w:top w:val="single" w:color="D9E1EC" w:sz="4"/>
-              <w:left w:val="single" w:color="D9E1EC" w:sz="4"/>
-              <w:bottom w:val="single" w:color="D9E1EC" w:sz="4"/>
-              <w:right w:val="single" w:color="D9E1EC" w:sz="4"/>
-            </w:tcBorders>
-            <w:shd w:fill="FFFFFF" w:color="auto" w:val="clear"/>
-            <w:tcMar>
-              <w:top w:type="dxa" w:w="60"/>
-              <w:left w:type="dxa" w:w="80"/>
-              <w:bottom w:type="dxa" w:w="60"/>
-              <w:right w:type="dxa" w:w="80"/>
-            </w:tcMar>
-            <w:vAlign w:val="center"/>
-          </w:tcPr>
-          <w:p>
-            <w:pPr>
-              <w:spacing w:after="18" w:before="0" w:line="222"/>
-            </w:pPr>
-            <w:r>
-              <w:rPr>
-                <w:rFonts w:ascii="Arial" w:cs="Arial" w:eastAsia="Arial" w:hAnsi="Arial"/>
-                <w:color w:val="0F172A"/>
-                <w:sz w:val="13"/>
-                <w:szCs w:val="13"/>
-              </w:rPr>
-              <w:t xml:space="preserve">• badge: NXT OPEN DAY · </w:t>
-            </w:r>
-            <w:r>
-              <w:rPr>
-                <w:rFonts w:ascii="Arial" w:cs="Arial" w:eastAsia="Arial" w:hAnsi="Arial"/>
-                <w:strike/>
-                <w:color w:val="94A3B8"/>
-                <w:sz w:val="13"/>
-                <w:szCs w:val="13"/>
-              </w:rPr>
-              <w:t xml:space="preserve">BESPLATNO</w:t>
-            </w:r>
-            <w:r>
-              <w:rPr>
-                <w:rFonts w:ascii="Arial" w:cs="Arial" w:eastAsia="Arial" w:hAnsi="Arial"/>
-                <w:color w:val="0F172A"/>
-                <w:sz w:val="13"/>
-                <w:szCs w:val="13"/>
-              </w:rPr>
-              <w:t xml:space="preserve"> → </w:t>
-            </w:r>
-            <w:r>
-              <w:rPr>
-                <w:rFonts w:ascii="Arial" w:cs="Arial" w:eastAsia="Arial" w:hAnsi="Arial"/>
-                <w:b/>
-                <w:bCs/>
-                <w:color w:val="0F172A"/>
-                <w:sz w:val="13"/>
-                <w:szCs w:val="13"/>
-              </w:rPr>
-              <w:t xml:space="preserve">DOĐITE SA DETETOM</w:t>
-            </w:r>
-          </w:p>
-          <w:p>
-            <w:pPr>
-              <w:spacing w:after="18" w:before="0" w:line="222"/>
-            </w:pPr>
-            <w:r>
-              <w:rPr>
-                <w:rFonts w:ascii="Arial" w:cs="Arial" w:eastAsia="Arial" w:hAnsi="Arial"/>
-                <w:color w:val="0F172A"/>
-                <w:sz w:val="13"/>
-                <w:szCs w:val="13"/>
-              </w:rPr>
-              <w:t xml:space="preserve">• date chip: </w:t>
-            </w:r>
-            <w:r>
-              <w:rPr>
-                <w:rFonts w:ascii="Arial" w:cs="Arial" w:eastAsia="Arial" w:hAnsi="Arial"/>
-                <w:strike/>
-                <w:color w:val="94A3B8"/>
-                <w:sz w:val="13"/>
-                <w:szCs w:val="13"/>
-              </w:rPr>
-              <w:t xml:space="preserve">Subota, 24. oktobar</w:t>
-            </w:r>
-            <w:r>
-              <w:rPr>
-                <w:rFonts w:ascii="Arial" w:cs="Arial" w:eastAsia="Arial" w:hAnsi="Arial"/>
-                <w:color w:val="0F172A"/>
-                <w:sz w:val="13"/>
-                <w:szCs w:val="13"/>
-              </w:rPr>
-              <w:t xml:space="preserve"> → </w:t>
-            </w:r>
-            <w:r>
-              <w:rPr>
-                <w:rFonts w:ascii="Arial" w:cs="Arial" w:eastAsia="Arial" w:hAnsi="Arial"/>
-                <w:b/>
-                <w:bCs/>
-                <w:color w:val="0F172A"/>
-                <w:sz w:val="13"/>
-                <w:szCs w:val="13"/>
-              </w:rPr>
-              <w:t xml:space="preserve">Ponedeljak, 26. oktobar · 18–20 h</w:t>
-            </w:r>
-            <w:r>
-              <w:rPr>
-                <w:rFonts w:ascii="Arial" w:cs="Arial" w:eastAsia="Arial" w:hAnsi="Arial"/>
-                <w:color w:val="0F172A"/>
-                <w:sz w:val="13"/>
-                <w:szCs w:val="13"/>
-              </w:rPr>
-              <w:t xml:space="preserve"> | Cara Dušana 49</w:t>
-            </w:r>
-          </w:p>
-          <w:p>
-            <w:pPr>
-              <w:spacing w:after="18" w:before="0" w:line="222"/>
-            </w:pPr>
-            <w:r>
-              <w:rPr>
-                <w:rFonts w:ascii="Arial" w:cs="Arial" w:eastAsia="Arial" w:hAnsi="Arial"/>
-                <w:color w:val="0F172A"/>
-                <w:sz w:val="13"/>
-                <w:szCs w:val="13"/>
-              </w:rPr>
-              <w:t xml:space="preserve">• footer: </w:t>
-            </w:r>
-            <w:r>
-              <w:rPr>
-                <w:rFonts w:ascii="Arial" w:cs="Arial" w:eastAsia="Arial" w:hAnsi="Arial"/>
-                <w:strike/>
-                <w:color w:val="94A3B8"/>
-                <w:sz w:val="13"/>
-                <w:szCs w:val="13"/>
-              </w:rPr>
-              <w:t xml:space="preserve">≈90 min · besplatno, uz prijavu</w:t>
-            </w:r>
-            <w:r>
-              <w:rPr>
-                <w:rFonts w:ascii="Arial" w:cs="Arial" w:eastAsia="Arial" w:hAnsi="Arial"/>
-                <w:color w:val="0F172A"/>
-                <w:sz w:val="13"/>
-                <w:szCs w:val="13"/>
-              </w:rPr>
-              <w:t xml:space="preserve"> → </w:t>
-            </w:r>
-            <w:r>
-              <w:rPr>
-                <w:rFonts w:ascii="Arial" w:cs="Arial" w:eastAsia="Arial" w:hAnsi="Arial"/>
-                <w:b/>
-                <w:bCs/>
-                <w:color w:val="0F172A"/>
-                <w:sz w:val="13"/>
-                <w:szCs w:val="13"/>
-              </w:rPr>
-              <w:t xml:space="preserve">Dođite sa detetom · uz prijavu</w:t>
-            </w:r>
-          </w:p>
-          <w:p>
-            <w:pPr>
-              <w:spacing w:after="18" w:before="0" w:line="222"/>
-            </w:pPr>
-            <w:r>
-              <w:rPr>
-                <w:rFonts w:ascii="Arial" w:cs="Arial" w:eastAsia="Arial" w:hAnsi="Arial"/>
-                <w:color w:val="0F172A"/>
-                <w:sz w:val="13"/>
-                <w:szCs w:val="13"/>
-              </w:rPr>
-              <w:t xml:space="preserve">• story: same date line + "Cara Dušana 49" on line 2</w:t>
-            </w:r>
-          </w:p>
-        </w:tc>
-        <w:tc>
-          <w:tcPr>
-            <w:tcW w:type="dxa" w:w="1150"/>
-            <w:tcBorders>
-              <w:top w:val="single" w:color="D9E1EC" w:sz="4"/>
-              <w:left w:val="single" w:color="D9E1EC" w:sz="4"/>
-              <w:bottom w:val="single" w:color="D9E1EC" w:sz="4"/>
-              <w:right w:val="single" w:color="D9E1EC" w:sz="4"/>
-            </w:tcBorders>
-            <w:shd w:fill="FFFFFF" w:color="auto" w:val="clear"/>
-            <w:tcMar>
-              <w:top w:type="dxa" w:w="60"/>
-              <w:left w:type="dxa" w:w="80"/>
-              <w:bottom w:type="dxa" w:w="60"/>
-              <w:right w:type="dxa" w:w="80"/>
-            </w:tcMar>
-            <w:vAlign w:val="center"/>
-          </w:tcPr>
-          <w:p>
-            <w:pPr>
-              <w:spacing w:after="0" w:before="0" w:line="222"/>
-            </w:pPr>
-            <w:r>
-              <w:rPr>
-                <w:rFonts w:ascii="Arial" w:cs="Arial" w:eastAsia="Arial" w:hAnsi="Arial"/>
-                <w:color w:val="475569"/>
-                <w:sz w:val="13"/>
-                <w:szCs w:val="13"/>
-              </w:rPr>
-              <w:t xml:space="preserve">4:5 + 9:16</w:t>
-            </w:r>
-          </w:p>
-        </w:tc>
-      </w:tr>
-      <w:tr>
-        <w:trPr>
-          <w:cantSplit/>
-        </w:trPr>
-        <w:tc>
-          <w:tcPr>
-            <w:tcW w:type="dxa" w:w="1900"/>
-            <w:tcBorders>
-              <w:top w:val="single" w:color="D9E1EC" w:sz="4"/>
-              <w:left w:val="single" w:color="D9E1EC" w:sz="4"/>
-              <w:bottom w:val="single" w:color="D9E1EC" w:sz="4"/>
-              <w:right w:val="single" w:color="D9E1EC" w:sz="4"/>
-            </w:tcBorders>
-            <w:shd w:fill="F1F5F9" w:color="auto" w:val="clear"/>
-            <w:tcMar>
-              <w:top w:type="dxa" w:w="60"/>
-              <w:left w:type="dxa" w:w="80"/>
-              <w:bottom w:type="dxa" w:w="60"/>
-              <w:right w:type="dxa" w:w="80"/>
-            </w:tcMar>
-            <w:vAlign w:val="center"/>
-          </w:tcPr>
-          <w:p>
-            <w:pPr>
-              <w:jc w:val="center"/>
-            </w:pPr>
+            <w:r>
+              <w:rPr>
+                <w:rFonts w:ascii="Arial" w:cs="Arial" w:eastAsia="Arial" w:hAnsi="Arial"/>
+                <w:sz w:val="8"/>
+                <w:szCs w:val="8"/>
+              </w:rPr>
+              <w:t xml:space="preserve"> </w:t>
+            </w:r>
             <w:r>
               <w:drawing>
                 <wp:inline distT="0" distB="0" distL="0" distR="0">
-                  <wp:extent cx="733425" cy="914400"/>
+                  <wp:extent cx="419100" cy="752475"/>
                   <wp:effectExtent t="0" r="0" b="0" l="0"/>
-                  <wp:docPr id="1" name="O2_recut_C3_openday.png" descr="O2_recut_C3_openday.png" title="O2_recut_C3_openday.png"/>
+                  <wp:docPr id="1" name="S_C6_story.png" descr="S_C6_story.png" title="S_C6_story.png"/>
                   <wp:cNvGraphicFramePr>
                     <a:graphicFrameLocks xmlns:a="http://schemas.openxmlformats.org/drawingml/2006/main" noChangeAspect="1"/>
                   </wp:cNvGraphicFramePr>
@@ -1226,7 +1204,7 @@
                         <pic:spPr bwMode="auto">
                           <a:xfrm>
                             <a:off x="0" y="0"/>
-                            <a:ext cx="733425" cy="914400"/>
+                            <a:ext cx="419100" cy="752475"/>
                           </a:xfrm>
                           <a:prstGeom prst="rect">
                             <a:avLst/>
@@ -1271,7 +1249,21 @@
                 <w:sz w:val="14"/>
                 <w:szCs w:val="14"/>
               </w:rPr>
-              <w:t xml:space="preserve">O2 · winning P-ad + Open Day band</w:t>
+              <w:t xml:space="preserve">U3 · O1 / R3 · C6 Open Day</w:t>
+            </w:r>
+          </w:p>
+          <w:p>
+            <w:pPr>
+              <w:spacing w:after="10" w:before="0" w:line="222"/>
+            </w:pPr>
+            <w:r>
+              <w:rPr>
+                <w:rFonts w:ascii="Arial" w:cs="Arial" w:eastAsia="Arial" w:hAnsi="Arial"/>
+                <w:color w:val="1E293B"/>
+                <w:sz w:val="14"/>
+                <w:szCs w:val="14"/>
+              </w:rPr>
+              <w:t xml:space="preserve">feed + story</w:t>
             </w:r>
           </w:p>
           <w:p>
@@ -1285,7 +1277,7 @@
                 <w:sz w:val="12"/>
                 <w:szCs w:val="12"/>
               </w:rPr>
-              <w:t xml:space="preserve">Open Day from 13 Oct</w:t>
+              <w:t xml:space="preserve">Open Day from 12 Oct, Retargeting from 13 Oct</w:t>
             </w:r>
           </w:p>
           <w:p>
@@ -1299,7 +1291,7 @@
                 <w:szCs w:val="13"/>
                 <w:shd w:fill="475569" w:color="auto" w:val="clear"/>
               </w:rPr>
-              <w:t xml:space="preserve"> Due: Tue 13 Oct </w:t>
+              <w:t xml:space="preserve"> Due: Fri 9 Oct </w:t>
             </w:r>
           </w:p>
         </w:tc>
@@ -1332,7 +1324,7 @@
                 <w:sz w:val="13"/>
                 <w:szCs w:val="13"/>
               </w:rPr>
-              <w:t xml:space="preserve">• band small line: NXT OPEN DAY · </w:t>
+              <w:t xml:space="preserve">• badge: NXT OPEN DAY · </w:t>
             </w:r>
             <w:r>
               <w:rPr>
@@ -1362,7 +1354,7 @@
                 <w:sz w:val="13"/>
                 <w:szCs w:val="13"/>
               </w:rPr>
-              <w:t xml:space="preserve">18–20 H</w:t>
+              <w:t xml:space="preserve">DOĐITE SA DETETOM</w:t>
             </w:r>
           </w:p>
           <w:p>
@@ -1376,7 +1368,7 @@
                 <w:sz w:val="13"/>
                 <w:szCs w:val="13"/>
               </w:rPr>
-              <w:t xml:space="preserve">• band big line: </w:t>
+              <w:t xml:space="preserve">• date chip: </w:t>
             </w:r>
             <w:r>
               <w:rPr>
@@ -1406,7 +1398,74 @@
                 <w:sz w:val="13"/>
                 <w:szCs w:val="13"/>
               </w:rPr>
-              <w:t xml:space="preserve">Ponedeljak, 26. oktobar</w:t>
+              <w:t xml:space="preserve">Ponedeljak, 26. oktobar · 18–20 h</w:t>
+            </w:r>
+            <w:r>
+              <w:rPr>
+                <w:rFonts w:ascii="Arial" w:cs="Arial" w:eastAsia="Arial" w:hAnsi="Arial"/>
+                <w:color w:val="0F172A"/>
+                <w:sz w:val="13"/>
+                <w:szCs w:val="13"/>
+              </w:rPr>
+              <w:t xml:space="preserve"> | Cara Dušana 49</w:t>
+            </w:r>
+          </w:p>
+          <w:p>
+            <w:pPr>
+              <w:spacing w:after="18" w:before="0" w:line="222"/>
+            </w:pPr>
+            <w:r>
+              <w:rPr>
+                <w:rFonts w:ascii="Arial" w:cs="Arial" w:eastAsia="Arial" w:hAnsi="Arial"/>
+                <w:color w:val="0F172A"/>
+                <w:sz w:val="13"/>
+                <w:szCs w:val="13"/>
+              </w:rPr>
+              <w:t xml:space="preserve">• footer: </w:t>
+            </w:r>
+            <w:r>
+              <w:rPr>
+                <w:rFonts w:ascii="Arial" w:cs="Arial" w:eastAsia="Arial" w:hAnsi="Arial"/>
+                <w:strike/>
+                <w:color w:val="94A3B8"/>
+                <w:sz w:val="13"/>
+                <w:szCs w:val="13"/>
+              </w:rPr>
+              <w:t xml:space="preserve">≈90 min · besplatno, uz prijavu</w:t>
+            </w:r>
+            <w:r>
+              <w:rPr>
+                <w:rFonts w:ascii="Arial" w:cs="Arial" w:eastAsia="Arial" w:hAnsi="Arial"/>
+                <w:color w:val="0F172A"/>
+                <w:sz w:val="13"/>
+                <w:szCs w:val="13"/>
+              </w:rPr>
+              <w:t xml:space="preserve"> → </w:t>
+            </w:r>
+            <w:r>
+              <w:rPr>
+                <w:rFonts w:ascii="Arial" w:cs="Arial" w:eastAsia="Arial" w:hAnsi="Arial"/>
+                <w:b/>
+                <w:bCs/>
+                <w:color w:val="0F172A"/>
+                <w:sz w:val="13"/>
+                <w:szCs w:val="13"/>
+              </w:rPr>
+              <w:t xml:space="preserve">Dođite sa detetom · uz prijavu</w:t>
+            </w:r>
+          </w:p>
+          <w:p>
+            <w:pPr>
+              <w:spacing w:after="18" w:before="0" w:line="222"/>
+            </w:pPr>
+            <w:r>
+              <w:rPr>
+                <w:rFonts w:ascii="Arial" w:cs="Arial" w:eastAsia="Arial" w:hAnsi="Arial"/>
+                <w:color w:val="0F172A"/>
+                <w:sz w:val="13"/>
+                <w:szCs w:val="13"/>
+              </w:rPr>
+              <w:t xml:space="preserve">• story: same date line + "Cara Dušana 49" on line 2</w:t>
             </w:r>
           </w:p>
         </w:tc>
@@ -1475,7 +1534,7 @@
                 <wp:inline distT="0" distB="0" distL="0" distR="0">
                   <wp:extent cx="733425" cy="914400"/>
                   <wp:effectExtent t="0" r="0" b="0" l="0"/>
-                  <wp:docPr id="1" name="C2_levels.png" descr="C2_levels.png" title="C2_levels.png"/>
+                  <wp:docPr id="1" name="O2_recut_C3_openday.png" descr="O2_recut_C3_openday.png" title="O2_recut_C3_openday.png"/>
                   <wp:cNvGraphicFramePr>
                     <a:graphicFrameLocks xmlns:a="http://schemas.openxmlformats.org/drawingml/2006/main" noChangeAspect="1"/>
                   </wp:cNvGraphicFramePr>
@@ -1543,7 +1602,7 @@
                 <w:sz w:val="14"/>
                 <w:szCs w:val="14"/>
               </w:rPr>
-              <w:t xml:space="preserve">R4 · C2 "Koji nivo je za vaše dete?"</w:t>
+              <w:t xml:space="preserve">U4 · O2 · winning P-ad + Open Day band</w:t>
             </w:r>
           </w:p>
           <w:p>
@@ -1557,7 +1616,7 @@
                 <w:sz w:val="12"/>
                 <w:szCs w:val="12"/>
               </w:rPr>
-              <w:t xml:space="preserve">Retargeting from 13 Oct</w:t>
+              <w:t xml:space="preserve">Open Day from 13 Oct</w:t>
             </w:r>
           </w:p>
           <w:p>
@@ -1571,7 +1630,7 @@
                 <w:szCs w:val="13"/>
                 <w:shd w:fill="475569" w:color="auto" w:val="clear"/>
               </w:rPr>
-              <w:t xml:space="preserve"> Due: Mon 12 Oct </w:t>
+              <w:t xml:space="preserve"> Due: Tue 13 Oct </w:t>
             </w:r>
           </w:p>
         </w:tc>
@@ -1604,18 +1663,37 @@
                 <w:sz w:val="13"/>
                 <w:szCs w:val="13"/>
               </w:rPr>
-              <w:t xml:space="preserve">• Explore → </w:t>
-            </w:r>
-            <w:r>
-              <w:rPr>
-                <w:rFonts w:ascii="Arial" w:cs="Arial" w:eastAsia="Arial" w:hAnsi="Arial"/>
-                <w:b/>
-                <w:bCs/>
-                <w:color w:val="0F172A"/>
-                <w:sz w:val="13"/>
-                <w:szCs w:val="13"/>
-              </w:rPr>
-              <w:t xml:space="preserve">Radoznalost, prvi alati, rad rukama i u grupi</w:t>
+              <w:t xml:space="preserve">• band small line: NXT OPEN DAY · </w:t>
+            </w:r>
+            <w:r>
+              <w:rPr>
+                <w:rFonts w:ascii="Arial" w:cs="Arial" w:eastAsia="Arial" w:hAnsi="Arial"/>
+                <w:strike/>
+                <w:color w:val="94A3B8"/>
+                <w:sz w:val="13"/>
+                <w:szCs w:val="13"/>
+              </w:rPr>
+              <w:t xml:space="preserve">BESPLATNO</w:t>
+            </w:r>
+            <w:r>
+              <w:rPr>
+                <w:rFonts w:ascii="Arial" w:cs="Arial" w:eastAsia="Arial" w:hAnsi="Arial"/>
+                <w:color w:val="0F172A"/>
+                <w:sz w:val="13"/>
+                <w:szCs w:val="13"/>
+              </w:rPr>
+              <w:t xml:space="preserve"> → </w:t>
+            </w:r>
+            <w:r>
+              <w:rPr>
+                <w:rFonts w:ascii="Arial" w:cs="Arial" w:eastAsia="Arial" w:hAnsi="Arial"/>
+                <w:b/>
+                <w:bCs/>
+                <w:color w:val="0F172A"/>
+                <w:sz w:val="13"/>
+                <w:szCs w:val="13"/>
+              </w:rPr>
+              <w:t xml:space="preserve">18–20 H</w:t>
             </w:r>
           </w:p>
           <w:p>
@@ -1629,68 +1707,37 @@
                 <w:sz w:val="13"/>
                 <w:szCs w:val="13"/>
               </w:rPr>
-              <w:t xml:space="preserve">• Create → </w:t>
-            </w:r>
-            <w:r>
-              <w:rPr>
-                <w:rFonts w:ascii="Arial" w:cs="Arial" w:eastAsia="Arial" w:hAnsi="Arial"/>
-                <w:b/>
-                <w:bCs/>
-                <w:color w:val="0F172A"/>
-                <w:sz w:val="13"/>
-                <w:szCs w:val="13"/>
-              </w:rPr>
-              <w:t xml:space="preserve">Od ideje do postera, priče, igre i prve stranice</w:t>
-            </w:r>
-          </w:p>
-          <w:p>
-            <w:pPr>
-              <w:spacing w:after="18" w:before="0" w:line="222"/>
-            </w:pPr>
-            <w:r>
-              <w:rPr>
-                <w:rFonts w:ascii="Arial" w:cs="Arial" w:eastAsia="Arial" w:hAnsi="Arial"/>
-                <w:color w:val="0F172A"/>
-                <w:sz w:val="13"/>
-                <w:szCs w:val="13"/>
-              </w:rPr>
-              <w:t xml:space="preserve">• Build → </w:t>
-            </w:r>
-            <w:r>
-              <w:rPr>
-                <w:rFonts w:ascii="Arial" w:cs="Arial" w:eastAsia="Arial" w:hAnsi="Arial"/>
-                <w:b/>
-                <w:bCs/>
-                <w:color w:val="0F172A"/>
-                <w:sz w:val="13"/>
-                <w:szCs w:val="13"/>
-              </w:rPr>
-              <w:t xml:space="preserve">Istraživanje, plan, sajt ili igra i nova verzija posle feedbacka</w:t>
-            </w:r>
-          </w:p>
-          <w:p>
-            <w:pPr>
-              <w:spacing w:after="18" w:before="0" w:line="222"/>
-            </w:pPr>
-            <w:r>
-              <w:rPr>
-                <w:rFonts w:ascii="Arial" w:cs="Arial" w:eastAsia="Arial" w:hAnsi="Arial"/>
-                <w:color w:val="0F172A"/>
-                <w:sz w:val="13"/>
-                <w:szCs w:val="13"/>
-              </w:rPr>
-              <w:t xml:space="preserve">• Lead → </w:t>
-            </w:r>
-            <w:r>
-              <w:rPr>
-                <w:rFonts w:ascii="Arial" w:cs="Arial" w:eastAsia="Arial" w:hAnsi="Arial"/>
-                <w:b/>
-                <w:bCs/>
-                <w:color w:val="0F172A"/>
-                <w:sz w:val="13"/>
-                <w:szCs w:val="13"/>
-              </w:rPr>
-              <w:t xml:space="preserve">Mali kreativni i digitalni studio: sopstveni projekti i nastupi</w:t>
+              <w:t xml:space="preserve">• band big line: </w:t>
+            </w:r>
+            <w:r>
+              <w:rPr>
+                <w:rFonts w:ascii="Arial" w:cs="Arial" w:eastAsia="Arial" w:hAnsi="Arial"/>
+                <w:strike/>
+                <w:color w:val="94A3B8"/>
+                <w:sz w:val="13"/>
+                <w:szCs w:val="13"/>
+              </w:rPr>
+              <w:t xml:space="preserve">Subota, 24. oktobar</w:t>
+            </w:r>
+            <w:r>
+              <w:rPr>
+                <w:rFonts w:ascii="Arial" w:cs="Arial" w:eastAsia="Arial" w:hAnsi="Arial"/>
+                <w:color w:val="0F172A"/>
+                <w:sz w:val="13"/>
+                <w:szCs w:val="13"/>
+              </w:rPr>
+              <w:t xml:space="preserve"> → </w:t>
+            </w:r>
+            <w:r>
+              <w:rPr>
+                <w:rFonts w:ascii="Arial" w:cs="Arial" w:eastAsia="Arial" w:hAnsi="Arial"/>
+                <w:b/>
+                <w:bCs/>
+                <w:color w:val="0F172A"/>
+                <w:sz w:val="13"/>
+                <w:szCs w:val="13"/>
+              </w:rPr>
+              <w:t xml:space="preserve">Ponedeljak, 26. oktobar</w:t>
             </w:r>
           </w:p>
         </w:tc>
@@ -1759,7 +1806,7 @@
                 <wp:inline distT="0" distB="0" distL="0" distR="0">
                   <wp:extent cx="733425" cy="914400"/>
                   <wp:effectExtent t="0" r="0" b="0" l="0"/>
-                  <wp:docPr id="1" name="T_C6_countdown.png" descr="T_C6_countdown.png" title="T_C6_countdown.png"/>
+                  <wp:docPr id="1" name="C2_levels.png" descr="C2_levels.png" title="C2_levels.png"/>
                   <wp:cNvGraphicFramePr>
                     <a:graphicFrameLocks xmlns:a="http://schemas.openxmlformats.org/drawingml/2006/main" noChangeAspect="1"/>
                   </wp:cNvGraphicFramePr>
@@ -1827,21 +1874,7 @@
                 <w:sz w:val="14"/>
                 <w:szCs w:val="14"/>
               </w:rPr>
-              <w:t xml:space="preserve">O3 · Open Day countdown</w:t>
-            </w:r>
-          </w:p>
-          <w:p>
-            <w:pPr>
-              <w:spacing w:after="10" w:before="0" w:line="222"/>
-            </w:pPr>
-            <w:r>
-              <w:rPr>
-                <w:rFonts w:ascii="Arial" w:cs="Arial" w:eastAsia="Arial" w:hAnsi="Arial"/>
-                <w:color w:val="1E293B"/>
-                <w:sz w:val="14"/>
-                <w:szCs w:val="14"/>
-              </w:rPr>
-              <w:t xml:space="preserve">2 versions</w:t>
+              <w:t xml:space="preserve">U5 · R4 · C2 "Koji nivo je za vaše dete?"</w:t>
             </w:r>
           </w:p>
           <w:p>
@@ -1855,7 +1888,7 @@
                 <w:sz w:val="12"/>
                 <w:szCs w:val="12"/>
               </w:rPr>
-              <w:t xml:space="preserve">Open Day · A 21–23 Oct · B 24–26 Oct</w:t>
+              <w:t xml:space="preserve">Retargeting from 13 Oct</w:t>
             </w:r>
           </w:p>
           <w:p>
@@ -1869,7 +1902,7 @@
                 <w:szCs w:val="13"/>
                 <w:shd w:fill="475569" w:color="auto" w:val="clear"/>
               </w:rPr>
-              <w:t xml:space="preserve"> Due: Fri 16 Oct </w:t>
+              <w:t xml:space="preserve"> Due: Mon 12 Oct </w:t>
             </w:r>
           </w:p>
         </w:tc>
@@ -1902,37 +1935,18 @@
                 <w:sz w:val="13"/>
                 <w:szCs w:val="13"/>
               </w:rPr>
-              <w:t xml:space="preserve">• kicker: NXT Open Day · </w:t>
-            </w:r>
-            <w:r>
-              <w:rPr>
-                <w:rFonts w:ascii="Arial" w:cs="Arial" w:eastAsia="Arial" w:hAnsi="Arial"/>
-                <w:strike/>
-                <w:color w:val="94A3B8"/>
-                <w:sz w:val="13"/>
-                <w:szCs w:val="13"/>
-              </w:rPr>
-              <w:t xml:space="preserve">Subota, 24. oktobar</w:t>
-            </w:r>
-            <w:r>
-              <w:rPr>
-                <w:rFonts w:ascii="Arial" w:cs="Arial" w:eastAsia="Arial" w:hAnsi="Arial"/>
-                <w:color w:val="0F172A"/>
-                <w:sz w:val="13"/>
-                <w:szCs w:val="13"/>
-              </w:rPr>
-              <w:t xml:space="preserve"> → </w:t>
-            </w:r>
-            <w:r>
-              <w:rPr>
-                <w:rFonts w:ascii="Arial" w:cs="Arial" w:eastAsia="Arial" w:hAnsi="Arial"/>
-                <w:b/>
-                <w:bCs/>
-                <w:color w:val="0F172A"/>
-                <w:sz w:val="13"/>
-                <w:szCs w:val="13"/>
-              </w:rPr>
-              <w:t xml:space="preserve">Ponedeljak, 26. oktobar · 18–20 h</w:t>
+              <w:t xml:space="preserve">• Explore → </w:t>
+            </w:r>
+            <w:r>
+              <w:rPr>
+                <w:rFonts w:ascii="Arial" w:cs="Arial" w:eastAsia="Arial" w:hAnsi="Arial"/>
+                <w:b/>
+                <w:bCs/>
+                <w:color w:val="0F172A"/>
+                <w:sz w:val="13"/>
+                <w:szCs w:val="13"/>
+              </w:rPr>
+              <w:t xml:space="preserve">Radoznalost, prvi alati, rad rukama i u grupi</w:t>
             </w:r>
           </w:p>
           <w:p>
@@ -1946,37 +1960,18 @@
                 <w:sz w:val="13"/>
                 <w:szCs w:val="13"/>
               </w:rPr>
-              <w:t xml:space="preserve">• version B: </w:t>
-            </w:r>
-            <w:r>
-              <w:rPr>
-                <w:rFonts w:ascii="Arial" w:cs="Arial" w:eastAsia="Arial" w:hAnsi="Arial"/>
-                <w:strike/>
-                <w:color w:val="94A3B8"/>
-                <w:sz w:val="13"/>
-                <w:szCs w:val="13"/>
-              </w:rPr>
-              <w:t xml:space="preserve">Ove subote!</w:t>
-            </w:r>
-            <w:r>
-              <w:rPr>
-                <w:rFonts w:ascii="Arial" w:cs="Arial" w:eastAsia="Arial" w:hAnsi="Arial"/>
-                <w:color w:val="0F172A"/>
-                <w:sz w:val="13"/>
-                <w:szCs w:val="13"/>
-              </w:rPr>
-              <w:t xml:space="preserve"> → </w:t>
-            </w:r>
-            <w:r>
-              <w:rPr>
-                <w:rFonts w:ascii="Arial" w:cs="Arial" w:eastAsia="Arial" w:hAnsi="Arial"/>
-                <w:b/>
-                <w:bCs/>
-                <w:color w:val="0F172A"/>
-                <w:sz w:val="13"/>
-                <w:szCs w:val="13"/>
-              </w:rPr>
-              <w:t xml:space="preserve">U ponedeljak!</w:t>
+              <w:t xml:space="preserve">• Create → </w:t>
+            </w:r>
+            <w:r>
+              <w:rPr>
+                <w:rFonts w:ascii="Arial" w:cs="Arial" w:eastAsia="Arial" w:hAnsi="Arial"/>
+                <w:b/>
+                <w:bCs/>
+                <w:color w:val="0F172A"/>
+                <w:sz w:val="13"/>
+                <w:szCs w:val="13"/>
+              </w:rPr>
+              <w:t xml:space="preserve">Od ideje do postera, priče, igre i prve stranice</w:t>
             </w:r>
           </w:p>
           <w:p>
@@ -1990,18 +1985,43 @@
                 <w:sz w:val="13"/>
                 <w:szCs w:val="13"/>
               </w:rPr>
-              <w:t xml:space="preserve">• sub: </w:t>
-            </w:r>
-            <w:r>
-              <w:rPr>
-                <w:rFonts w:ascii="Arial" w:cs="Arial" w:eastAsia="Arial" w:hAnsi="Arial"/>
-                <w:b/>
-                <w:bCs/>
-                <w:color w:val="0F172A"/>
-                <w:sz w:val="13"/>
-                <w:szCs w:val="13"/>
-              </w:rPr>
-              <w:t xml:space="preserve">Deca rade mini NXT challenge, vi upoznajete program, a na kraju zajedno vidite rezultat. Dođite sa detetom — potrebna je prijava.</w:t>
+              <w:t xml:space="preserve">• Build → </w:t>
+            </w:r>
+            <w:r>
+              <w:rPr>
+                <w:rFonts w:ascii="Arial" w:cs="Arial" w:eastAsia="Arial" w:hAnsi="Arial"/>
+                <w:b/>
+                <w:bCs/>
+                <w:color w:val="0F172A"/>
+                <w:sz w:val="13"/>
+                <w:szCs w:val="13"/>
+              </w:rPr>
+              <w:t xml:space="preserve">Istraživanje, plan, sajt ili igra i nova verzija posle feedbacka</w:t>
+            </w:r>
+          </w:p>
+          <w:p>
+            <w:pPr>
+              <w:spacing w:after="18" w:before="0" w:line="222"/>
+            </w:pPr>
+            <w:r>
+              <w:rPr>
+                <w:rFonts w:ascii="Arial" w:cs="Arial" w:eastAsia="Arial" w:hAnsi="Arial"/>
+                <w:color w:val="0F172A"/>
+                <w:sz w:val="13"/>
+                <w:szCs w:val="13"/>
+              </w:rPr>
+              <w:t xml:space="preserve">• Lead → </w:t>
+            </w:r>
+            <w:r>
+              <w:rPr>
+                <w:rFonts w:ascii="Arial" w:cs="Arial" w:eastAsia="Arial" w:hAnsi="Arial"/>
+                <w:b/>
+                <w:bCs/>
+                <w:color w:val="0F172A"/>
+                <w:sz w:val="13"/>
+                <w:szCs w:val="13"/>
+              </w:rPr>
+              <w:t xml:space="preserve">Mali kreativni i digitalni studio: sopstveni projekti i nastupi</w:t>
             </w:r>
           </w:p>
         </w:tc>
@@ -2068,9 +2088,9 @@
             <w:r>
               <w:drawing>
                 <wp:inline distT="0" distB="0" distL="0" distR="0">
-                  <wp:extent cx="514350" cy="514350"/>
+                  <wp:extent cx="733425" cy="914400"/>
                   <wp:effectExtent t="0" r="0" b="0" l="0"/>
-                  <wp:docPr id="1" name="CAR_C2_card1.png" descr="CAR_C2_card1.png" title="CAR_C2_card1.png"/>
+                  <wp:docPr id="1" name="T_C6_countdown.png" descr="T_C6_countdown.png" title="T_C6_countdown.png"/>
                   <wp:cNvGraphicFramePr>
                     <a:graphicFrameLocks xmlns:a="http://schemas.openxmlformats.org/drawingml/2006/main" noChangeAspect="1"/>
                   </wp:cNvGraphicFramePr>
@@ -2093,7 +2113,7 @@
                         <pic:spPr bwMode="auto">
                           <a:xfrm>
                             <a:off x="0" y="0"/>
-                            <a:ext cx="514350" cy="514350"/>
+                            <a:ext cx="733425" cy="914400"/>
                           </a:xfrm>
                           <a:prstGeom prst="rect">
                             <a:avLst/>
@@ -2105,20 +2125,283 @@
                 </wp:inline>
               </w:drawing>
             </w:r>
-            <w:r>
-              <w:rPr>
-                <w:rFonts w:ascii="Arial" w:cs="Arial" w:eastAsia="Arial" w:hAnsi="Arial"/>
-                <w:sz w:val="8"/>
-                <w:szCs w:val="8"/>
-              </w:rPr>
-              <w:t xml:space="preserve"> </w:t>
-            </w:r>
+          </w:p>
+        </w:tc>
+        <w:tc>
+          <w:tcPr>
+            <w:tcW w:type="dxa" w:w="2350"/>
+            <w:tcBorders>
+              <w:top w:val="single" w:color="D9E1EC" w:sz="4"/>
+              <w:left w:val="single" w:color="D9E1EC" w:sz="4"/>
+              <w:bottom w:val="single" w:color="D9E1EC" w:sz="4"/>
+              <w:right w:val="single" w:color="D9E1EC" w:sz="4"/>
+            </w:tcBorders>
+            <w:shd w:fill="FFFFFF" w:color="auto" w:val="clear"/>
+            <w:tcMar>
+              <w:top w:type="dxa" w:w="60"/>
+              <w:left w:type="dxa" w:w="80"/>
+              <w:bottom w:type="dxa" w:w="60"/>
+              <w:right w:type="dxa" w:w="80"/>
+            </w:tcMar>
+            <w:vAlign w:val="center"/>
+          </w:tcPr>
+          <w:p>
+            <w:pPr>
+              <w:spacing w:after="10" w:before="0" w:line="222"/>
+            </w:pPr>
+            <w:r>
+              <w:rPr>
+                <w:rFonts w:ascii="Arial" w:cs="Arial" w:eastAsia="Arial" w:hAnsi="Arial"/>
+                <w:b/>
+                <w:bCs/>
+                <w:color w:val="1E293B"/>
+                <w:sz w:val="14"/>
+                <w:szCs w:val="14"/>
+              </w:rPr>
+              <w:t xml:space="preserve">U6 · O3 · Open Day countdown</w:t>
+            </w:r>
+          </w:p>
+          <w:p>
+            <w:pPr>
+              <w:spacing w:after="10" w:before="0" w:line="222"/>
+            </w:pPr>
+            <w:r>
+              <w:rPr>
+                <w:rFonts w:ascii="Arial" w:cs="Arial" w:eastAsia="Arial" w:hAnsi="Arial"/>
+                <w:color w:val="1E293B"/>
+                <w:sz w:val="14"/>
+                <w:szCs w:val="14"/>
+              </w:rPr>
+              <w:t xml:space="preserve">2 versions</w:t>
+            </w:r>
+          </w:p>
+          <w:p>
+            <w:pPr>
+              <w:spacing w:after="30" w:before="0" w:line="222"/>
+            </w:pPr>
+            <w:r>
+              <w:rPr>
+                <w:rFonts w:ascii="Arial" w:cs="Arial" w:eastAsia="Arial" w:hAnsi="Arial"/>
+                <w:color w:val="475569"/>
+                <w:sz w:val="12"/>
+                <w:szCs w:val="12"/>
+              </w:rPr>
+              <w:t xml:space="preserve">Open Day · A 21–23 Oct · B 24–26 Oct</w:t>
+            </w:r>
+          </w:p>
+          <w:p>
+            <w:r>
+              <w:rPr>
+                <w:rFonts w:ascii="Arial" w:cs="Arial" w:eastAsia="Arial" w:hAnsi="Arial"/>
+                <w:b/>
+                <w:bCs/>
+                <w:color w:val="FFFFFF"/>
+                <w:sz w:val="13"/>
+                <w:szCs w:val="13"/>
+                <w:shd w:fill="475569" w:color="auto" w:val="clear"/>
+              </w:rPr>
+              <w:t xml:space="preserve"> Due: Fri 16 Oct </w:t>
+            </w:r>
+          </w:p>
+        </w:tc>
+        <w:tc>
+          <w:tcPr>
+            <w:tcW w:type="dxa" w:w="5306"/>
+            <w:tcBorders>
+              <w:top w:val="single" w:color="D9E1EC" w:sz="4"/>
+              <w:left w:val="single" w:color="D9E1EC" w:sz="4"/>
+              <w:bottom w:val="single" w:color="D9E1EC" w:sz="4"/>
+              <w:right w:val="single" w:color="D9E1EC" w:sz="4"/>
+            </w:tcBorders>
+            <w:shd w:fill="FFFFFF" w:color="auto" w:val="clear"/>
+            <w:tcMar>
+              <w:top w:type="dxa" w:w="60"/>
+              <w:left w:type="dxa" w:w="80"/>
+              <w:bottom w:type="dxa" w:w="60"/>
+              <w:right w:type="dxa" w:w="80"/>
+            </w:tcMar>
+            <w:vAlign w:val="center"/>
+          </w:tcPr>
+          <w:p>
+            <w:pPr>
+              <w:spacing w:after="18" w:before="0" w:line="222"/>
+            </w:pPr>
+            <w:r>
+              <w:rPr>
+                <w:rFonts w:ascii="Arial" w:cs="Arial" w:eastAsia="Arial" w:hAnsi="Arial"/>
+                <w:color w:val="0F172A"/>
+                <w:sz w:val="13"/>
+                <w:szCs w:val="13"/>
+              </w:rPr>
+              <w:t xml:space="preserve">• kicker: NXT Open Day · </w:t>
+            </w:r>
+            <w:r>
+              <w:rPr>
+                <w:rFonts w:ascii="Arial" w:cs="Arial" w:eastAsia="Arial" w:hAnsi="Arial"/>
+                <w:strike/>
+                <w:color w:val="94A3B8"/>
+                <w:sz w:val="13"/>
+                <w:szCs w:val="13"/>
+              </w:rPr>
+              <w:t xml:space="preserve">Subota, 24. oktobar</w:t>
+            </w:r>
+            <w:r>
+              <w:rPr>
+                <w:rFonts w:ascii="Arial" w:cs="Arial" w:eastAsia="Arial" w:hAnsi="Arial"/>
+                <w:color w:val="0F172A"/>
+                <w:sz w:val="13"/>
+                <w:szCs w:val="13"/>
+              </w:rPr>
+              <w:t xml:space="preserve"> → </w:t>
+            </w:r>
+            <w:r>
+              <w:rPr>
+                <w:rFonts w:ascii="Arial" w:cs="Arial" w:eastAsia="Arial" w:hAnsi="Arial"/>
+                <w:b/>
+                <w:bCs/>
+                <w:color w:val="0F172A"/>
+                <w:sz w:val="13"/>
+                <w:szCs w:val="13"/>
+              </w:rPr>
+              <w:t xml:space="preserve">Ponedeljak, 26. oktobar · 18–20 h</w:t>
+            </w:r>
+          </w:p>
+          <w:p>
+            <w:pPr>
+              <w:spacing w:after="18" w:before="0" w:line="222"/>
+            </w:pPr>
+            <w:r>
+              <w:rPr>
+                <w:rFonts w:ascii="Arial" w:cs="Arial" w:eastAsia="Arial" w:hAnsi="Arial"/>
+                <w:color w:val="0F172A"/>
+                <w:sz w:val="13"/>
+                <w:szCs w:val="13"/>
+              </w:rPr>
+              <w:t xml:space="preserve">• version B: </w:t>
+            </w:r>
+            <w:r>
+              <w:rPr>
+                <w:rFonts w:ascii="Arial" w:cs="Arial" w:eastAsia="Arial" w:hAnsi="Arial"/>
+                <w:strike/>
+                <w:color w:val="94A3B8"/>
+                <w:sz w:val="13"/>
+                <w:szCs w:val="13"/>
+              </w:rPr>
+              <w:t xml:space="preserve">Ove subote!</w:t>
+            </w:r>
+            <w:r>
+              <w:rPr>
+                <w:rFonts w:ascii="Arial" w:cs="Arial" w:eastAsia="Arial" w:hAnsi="Arial"/>
+                <w:color w:val="0F172A"/>
+                <w:sz w:val="13"/>
+                <w:szCs w:val="13"/>
+              </w:rPr>
+              <w:t xml:space="preserve"> → </w:t>
+            </w:r>
+            <w:r>
+              <w:rPr>
+                <w:rFonts w:ascii="Arial" w:cs="Arial" w:eastAsia="Arial" w:hAnsi="Arial"/>
+                <w:b/>
+                <w:bCs/>
+                <w:color w:val="0F172A"/>
+                <w:sz w:val="13"/>
+                <w:szCs w:val="13"/>
+              </w:rPr>
+              <w:t xml:space="preserve">U ponedeljak!</w:t>
+            </w:r>
+          </w:p>
+          <w:p>
+            <w:pPr>
+              <w:spacing w:after="18" w:before="0" w:line="222"/>
+            </w:pPr>
+            <w:r>
+              <w:rPr>
+                <w:rFonts w:ascii="Arial" w:cs="Arial" w:eastAsia="Arial" w:hAnsi="Arial"/>
+                <w:color w:val="0F172A"/>
+                <w:sz w:val="13"/>
+                <w:szCs w:val="13"/>
+              </w:rPr>
+              <w:t xml:space="preserve">• sub: </w:t>
+            </w:r>
+            <w:r>
+              <w:rPr>
+                <w:rFonts w:ascii="Arial" w:cs="Arial" w:eastAsia="Arial" w:hAnsi="Arial"/>
+                <w:b/>
+                <w:bCs/>
+                <w:color w:val="0F172A"/>
+                <w:sz w:val="13"/>
+                <w:szCs w:val="13"/>
+              </w:rPr>
+              <w:t xml:space="preserve">Deca rade mini NXT challenge, vi upoznajete program, a na kraju zajedno vidite rezultat. Dođite sa detetom — potrebna je prijava.</w:t>
+            </w:r>
+          </w:p>
+        </w:tc>
+        <w:tc>
+          <w:tcPr>
+            <w:tcW w:type="dxa" w:w="1150"/>
+            <w:tcBorders>
+              <w:top w:val="single" w:color="D9E1EC" w:sz="4"/>
+              <w:left w:val="single" w:color="D9E1EC" w:sz="4"/>
+              <w:bottom w:val="single" w:color="D9E1EC" w:sz="4"/>
+              <w:right w:val="single" w:color="D9E1EC" w:sz="4"/>
+            </w:tcBorders>
+            <w:shd w:fill="FFFFFF" w:color="auto" w:val="clear"/>
+            <w:tcMar>
+              <w:top w:type="dxa" w:w="60"/>
+              <w:left w:type="dxa" w:w="80"/>
+              <w:bottom w:type="dxa" w:w="60"/>
+              <w:right w:type="dxa" w:w="80"/>
+            </w:tcMar>
+            <w:vAlign w:val="center"/>
+          </w:tcPr>
+          <w:p>
+            <w:pPr>
+              <w:spacing w:after="0" w:before="0" w:line="222"/>
+            </w:pPr>
+            <w:r>
+              <w:rPr>
+                <w:rFonts w:ascii="Arial" w:cs="Arial" w:eastAsia="Arial" w:hAnsi="Arial"/>
+                <w:color w:val="475569"/>
+                <w:sz w:val="13"/>
+                <w:szCs w:val="13"/>
+              </w:rPr>
+              <w:t xml:space="preserve">4:5 + 9:16</w:t>
+            </w:r>
+          </w:p>
+        </w:tc>
+      </w:tr>
+      <w:tr>
+        <w:trPr>
+          <w:cantSplit/>
+        </w:trPr>
+        <w:tc>
+          <w:tcPr>
+            <w:tcW w:type="dxa" w:w="1900"/>
+            <w:tcBorders>
+              <w:top w:val="single" w:color="D9E1EC" w:sz="4"/>
+              <w:left w:val="single" w:color="D9E1EC" w:sz="4"/>
+              <w:bottom w:val="single" w:color="D9E1EC" w:sz="4"/>
+              <w:right w:val="single" w:color="D9E1EC" w:sz="4"/>
+            </w:tcBorders>
+            <w:shd w:fill="F1F5F9" w:color="auto" w:val="clear"/>
+            <w:tcMar>
+              <w:top w:type="dxa" w:w="60"/>
+              <w:left w:type="dxa" w:w="80"/>
+              <w:bottom w:type="dxa" w:w="60"/>
+              <w:right w:type="dxa" w:w="80"/>
+            </w:tcMar>
+            <w:vAlign w:val="center"/>
+          </w:tcPr>
+          <w:p>
+            <w:pPr>
+              <w:jc w:val="center"/>
+            </w:pPr>
             <w:r>
               <w:drawing>
                 <wp:inline distT="0" distB="0" distL="0" distR="0">
                   <wp:extent cx="514350" cy="514350"/>
                   <wp:effectExtent t="0" r="0" b="0" l="0"/>
-                  <wp:docPr id="1" name="CAR_C2_card2.png" descr="CAR_C2_card2.png" title="CAR_C2_card2.png"/>
+                  <wp:docPr id="1" name="CAR_C2_card1.png" descr="CAR_C2_card1.png" title="CAR_C2_card1.png"/>
                   <wp:cNvGraphicFramePr>
                     <a:graphicFrameLocks xmlns:a="http://schemas.openxmlformats.org/drawingml/2006/main" noChangeAspect="1"/>
                   </wp:cNvGraphicFramePr>
@@ -2153,239 +2436,20 @@
                 </wp:inline>
               </w:drawing>
             </w:r>
-          </w:p>
-        </w:tc>
-        <w:tc>
-          <w:tcPr>
-            <w:tcW w:type="dxa" w:w="2350"/>
-            <w:tcBorders>
-              <w:top w:val="single" w:color="D9E1EC" w:sz="4"/>
-              <w:left w:val="single" w:color="D9E1EC" w:sz="4"/>
-              <w:bottom w:val="single" w:color="D9E1EC" w:sz="4"/>
-              <w:right w:val="single" w:color="D9E1EC" w:sz="4"/>
-            </w:tcBorders>
-            <w:shd w:fill="FFFFFF" w:color="auto" w:val="clear"/>
-            <w:tcMar>
-              <w:top w:type="dxa" w:w="60"/>
-              <w:left w:type="dxa" w:w="80"/>
-              <w:bottom w:type="dxa" w:w="60"/>
-              <w:right w:type="dxa" w:w="80"/>
-            </w:tcMar>
-            <w:vAlign w:val="center"/>
-          </w:tcPr>
-          <w:p>
-            <w:pPr>
-              <w:spacing w:after="10" w:before="0" w:line="222"/>
-            </w:pPr>
-            <w:r>
-              <w:rPr>
-                <w:rFonts w:ascii="Arial" w:cs="Arial" w:eastAsia="Arial" w:hAnsi="Arial"/>
-                <w:b/>
-                <w:bCs/>
-                <w:color w:val="1E293B"/>
-                <w:sz w:val="14"/>
-                <w:szCs w:val="14"/>
-              </w:rPr>
-              <w:t xml:space="preserve">Carousel cards 1–2</w:t>
-            </w:r>
-          </w:p>
-          <w:p>
-            <w:pPr>
-              <w:spacing w:after="10" w:before="0" w:line="222"/>
-            </w:pPr>
-            <w:r>
-              <w:rPr>
-                <w:rFonts w:ascii="Arial" w:cs="Arial" w:eastAsia="Arial" w:hAnsi="Arial"/>
-                <w:color w:val="1E293B"/>
-                <w:sz w:val="14"/>
-                <w:szCs w:val="14"/>
-              </w:rPr>
-              <w:t xml:space="preserve">(only if angle 1 wins)</w:t>
-            </w:r>
-          </w:p>
-          <w:p>
-            <w:pPr>
-              <w:spacing w:after="30" w:before="0" w:line="222"/>
-            </w:pPr>
-            <w:r>
-              <w:rPr>
-                <w:rFonts w:ascii="Arial" w:cs="Arial" w:eastAsia="Arial" w:hAnsi="Arial"/>
-                <w:color w:val="475569"/>
-                <w:sz w:val="12"/>
-                <w:szCs w:val="12"/>
-              </w:rPr>
-              <w:t xml:space="preserve">Prospecting W3</w:t>
-            </w:r>
-          </w:p>
-          <w:p>
-            <w:r>
-              <w:rPr>
-                <w:rFonts w:ascii="Arial" w:cs="Arial" w:eastAsia="Arial" w:hAnsi="Arial"/>
-                <w:b/>
-                <w:bCs/>
-                <w:color w:val="FFFFFF"/>
-                <w:sz w:val="13"/>
-                <w:szCs w:val="13"/>
-                <w:shd w:fill="475569" w:color="auto" w:val="clear"/>
-              </w:rPr>
-              <w:t xml:space="preserve"> Due: Wed 14 Oct </w:t>
-            </w:r>
-          </w:p>
-        </w:tc>
-        <w:tc>
-          <w:tcPr>
-            <w:tcW w:type="dxa" w:w="5306"/>
-            <w:tcBorders>
-              <w:top w:val="single" w:color="D9E1EC" w:sz="4"/>
-              <w:left w:val="single" w:color="D9E1EC" w:sz="4"/>
-              <w:bottom w:val="single" w:color="D9E1EC" w:sz="4"/>
-              <w:right w:val="single" w:color="D9E1EC" w:sz="4"/>
-            </w:tcBorders>
-            <w:shd w:fill="FFFFFF" w:color="auto" w:val="clear"/>
-            <w:tcMar>
-              <w:top w:type="dxa" w:w="60"/>
-              <w:left w:type="dxa" w:w="80"/>
-              <w:bottom w:type="dxa" w:w="60"/>
-              <w:right w:type="dxa" w:w="80"/>
-            </w:tcMar>
-            <w:vAlign w:val="center"/>
-          </w:tcPr>
-          <w:p>
-            <w:pPr>
-              <w:spacing w:after="18" w:before="0" w:line="222"/>
-            </w:pPr>
-            <w:r>
-              <w:rPr>
-                <w:rFonts w:ascii="Arial" w:cs="Arial" w:eastAsia="Arial" w:hAnsi="Arial"/>
-                <w:color w:val="0F172A"/>
-                <w:sz w:val="13"/>
-                <w:szCs w:val="13"/>
-              </w:rPr>
-              <w:t xml:space="preserve">• card 1 sub: </w:t>
-            </w:r>
-            <w:r>
-              <w:rPr>
-                <w:rFonts w:ascii="Arial" w:cs="Arial" w:eastAsia="Arial" w:hAnsi="Arial"/>
-                <w:strike/>
-                <w:color w:val="94A3B8"/>
-                <w:sz w:val="13"/>
-                <w:szCs w:val="13"/>
-              </w:rPr>
-              <w:t xml:space="preserve">6 veština za svet u kojem će odrastati</w:t>
-            </w:r>
-            <w:r>
-              <w:rPr>
-                <w:rFonts w:ascii="Arial" w:cs="Arial" w:eastAsia="Arial" w:hAnsi="Arial"/>
-                <w:color w:val="0F172A"/>
-                <w:sz w:val="13"/>
-                <w:szCs w:val="13"/>
-              </w:rPr>
-              <w:t xml:space="preserve"> → </w:t>
-            </w:r>
-            <w:r>
-              <w:rPr>
-                <w:rFonts w:ascii="Arial" w:cs="Arial" w:eastAsia="Arial" w:hAnsi="Arial"/>
-                <w:b/>
-                <w:bCs/>
-                <w:color w:val="0F172A"/>
-                <w:sz w:val="13"/>
-                <w:szCs w:val="13"/>
-              </w:rPr>
-              <w:t xml:space="preserve">6 oblasti. Jedan povezan program.</w:t>
-            </w:r>
-          </w:p>
-          <w:p>
-            <w:pPr>
-              <w:spacing w:after="18" w:before="0" w:line="222"/>
-            </w:pPr>
-            <w:r>
-              <w:rPr>
-                <w:rFonts w:ascii="Arial" w:cs="Arial" w:eastAsia="Arial" w:hAnsi="Arial"/>
-                <w:color w:val="0F172A"/>
-                <w:sz w:val="13"/>
-                <w:szCs w:val="13"/>
-              </w:rPr>
-              <w:t xml:space="preserve">• card 2 text: </w:t>
-            </w:r>
-            <w:r>
-              <w:rPr>
-                <w:rFonts w:ascii="Arial" w:cs="Arial" w:eastAsia="Arial" w:hAnsi="Arial"/>
-                <w:b/>
-                <w:bCs/>
-                <w:color w:val="0F172A"/>
-                <w:sz w:val="13"/>
-                <w:szCs w:val="13"/>
-              </w:rPr>
-              <w:t xml:space="preserve">Engleski kao radni jezik: za komunikaciju, istraživanje i prezentovanje — bez gramatike i testova.</w:t>
-            </w:r>
-          </w:p>
-        </w:tc>
-        <w:tc>
-          <w:tcPr>
-            <w:tcW w:type="dxa" w:w="1150"/>
-            <w:tcBorders>
-              <w:top w:val="single" w:color="D9E1EC" w:sz="4"/>
-              <w:left w:val="single" w:color="D9E1EC" w:sz="4"/>
-              <w:bottom w:val="single" w:color="D9E1EC" w:sz="4"/>
-              <w:right w:val="single" w:color="D9E1EC" w:sz="4"/>
-            </w:tcBorders>
-            <w:shd w:fill="FFFFFF" w:color="auto" w:val="clear"/>
-            <w:tcMar>
-              <w:top w:type="dxa" w:w="60"/>
-              <w:left w:type="dxa" w:w="80"/>
-              <w:bottom w:type="dxa" w:w="60"/>
-              <w:right w:type="dxa" w:w="80"/>
-            </w:tcMar>
-            <w:vAlign w:val="center"/>
-          </w:tcPr>
-          <w:p>
-            <w:pPr>
-              <w:spacing w:after="0" w:before="0" w:line="222"/>
-            </w:pPr>
-            <w:r>
-              <w:rPr>
-                <w:rFonts w:ascii="Arial" w:cs="Arial" w:eastAsia="Arial" w:hAnsi="Arial"/>
-                <w:color w:val="475569"/>
-                <w:sz w:val="13"/>
-                <w:szCs w:val="13"/>
-              </w:rPr>
-              <w:t xml:space="preserve">1:1</w:t>
-            </w:r>
-          </w:p>
-        </w:tc>
-      </w:tr>
-      <w:tr>
-        <w:trPr>
-          <w:cantSplit/>
-        </w:trPr>
-        <w:tc>
-          <w:tcPr>
-            <w:tcW w:type="dxa" w:w="1900"/>
-            <w:tcBorders>
-              <w:top w:val="single" w:color="D9E1EC" w:sz="4"/>
-              <w:left w:val="single" w:color="D9E1EC" w:sz="4"/>
-              <w:bottom w:val="single" w:color="D9E1EC" w:sz="4"/>
-              <w:right w:val="single" w:color="D9E1EC" w:sz="4"/>
-            </w:tcBorders>
-            <w:shd w:fill="F1F5F9" w:color="auto" w:val="clear"/>
-            <w:tcMar>
-              <w:top w:type="dxa" w:w="60"/>
-              <w:left w:type="dxa" w:w="80"/>
-              <w:bottom w:type="dxa" w:w="60"/>
-              <w:right w:type="dxa" w:w="80"/>
-            </w:tcMar>
-            <w:vAlign w:val="center"/>
-          </w:tcPr>
-          <w:p>
-            <w:pPr>
-              <w:jc w:val="center"/>
-            </w:pPr>
+            <w:r>
+              <w:rPr>
+                <w:rFonts w:ascii="Arial" w:cs="Arial" w:eastAsia="Arial" w:hAnsi="Arial"/>
+                <w:sz w:val="8"/>
+                <w:szCs w:val="8"/>
+              </w:rPr>
+              <w:t xml:space="preserve"> </w:t>
+            </w:r>
             <w:r>
               <w:drawing>
                 <wp:inline distT="0" distB="0" distL="0" distR="0">
-                  <wp:extent cx="733425" cy="914400"/>
+                  <wp:extent cx="514350" cy="514350"/>
                   <wp:effectExtent t="0" r="0" b="0" l="0"/>
-                  <wp:docPr id="1" name="R6_start_date.png" descr="R6_start_date.png" title="R6_start_date.png"/>
+                  <wp:docPr id="1" name="CAR_C2_card2.png" descr="CAR_C2_card2.png" title="CAR_C2_card2.png"/>
                   <wp:cNvGraphicFramePr>
                     <a:graphicFrameLocks xmlns:a="http://schemas.openxmlformats.org/drawingml/2006/main" noChangeAspect="1"/>
                   </wp:cNvGraphicFramePr>
@@ -2408,6 +2472,273 @@
                         <pic:spPr bwMode="auto">
                           <a:xfrm>
                             <a:off x="0" y="0"/>
+                            <a:ext cx="514350" cy="514350"/>
+                          </a:xfrm>
+                          <a:prstGeom prst="rect">
+                            <a:avLst/>
+                          </a:prstGeom>
+                        </pic:spPr>
+                      </pic:pic>
+                    </a:graphicData>
+                  </a:graphic>
+                </wp:inline>
+              </w:drawing>
+            </w:r>
+          </w:p>
+        </w:tc>
+        <w:tc>
+          <w:tcPr>
+            <w:tcW w:type="dxa" w:w="2350"/>
+            <w:tcBorders>
+              <w:top w:val="single" w:color="D9E1EC" w:sz="4"/>
+              <w:left w:val="single" w:color="D9E1EC" w:sz="4"/>
+              <w:bottom w:val="single" w:color="D9E1EC" w:sz="4"/>
+              <w:right w:val="single" w:color="D9E1EC" w:sz="4"/>
+            </w:tcBorders>
+            <w:shd w:fill="FFFFFF" w:color="auto" w:val="clear"/>
+            <w:tcMar>
+              <w:top w:type="dxa" w:w="60"/>
+              <w:left w:type="dxa" w:w="80"/>
+              <w:bottom w:type="dxa" w:w="60"/>
+              <w:right w:type="dxa" w:w="80"/>
+            </w:tcMar>
+            <w:vAlign w:val="center"/>
+          </w:tcPr>
+          <w:p>
+            <w:pPr>
+              <w:spacing w:after="10" w:before="0" w:line="222"/>
+            </w:pPr>
+            <w:r>
+              <w:rPr>
+                <w:rFonts w:ascii="Arial" w:cs="Arial" w:eastAsia="Arial" w:hAnsi="Arial"/>
+                <w:b/>
+                <w:bCs/>
+                <w:color w:val="1E293B"/>
+                <w:sz w:val="14"/>
+                <w:szCs w:val="14"/>
+              </w:rPr>
+              <w:t xml:space="preserve">U7 · Carousel cards 1–2</w:t>
+            </w:r>
+          </w:p>
+          <w:p>
+            <w:pPr>
+              <w:spacing w:after="10" w:before="0" w:line="222"/>
+            </w:pPr>
+            <w:r>
+              <w:rPr>
+                <w:rFonts w:ascii="Arial" w:cs="Arial" w:eastAsia="Arial" w:hAnsi="Arial"/>
+                <w:color w:val="1E293B"/>
+                <w:sz w:val="14"/>
+                <w:szCs w:val="14"/>
+              </w:rPr>
+              <w:t xml:space="preserve">(only if angle 1 wins)</w:t>
+            </w:r>
+          </w:p>
+          <w:p>
+            <w:pPr>
+              <w:spacing w:after="30" w:before="0" w:line="222"/>
+            </w:pPr>
+            <w:r>
+              <w:rPr>
+                <w:rFonts w:ascii="Arial" w:cs="Arial" w:eastAsia="Arial" w:hAnsi="Arial"/>
+                <w:color w:val="475569"/>
+                <w:sz w:val="12"/>
+                <w:szCs w:val="12"/>
+              </w:rPr>
+              <w:t xml:space="preserve">Prospecting W3</w:t>
+            </w:r>
+          </w:p>
+          <w:p>
+            <w:r>
+              <w:rPr>
+                <w:rFonts w:ascii="Arial" w:cs="Arial" w:eastAsia="Arial" w:hAnsi="Arial"/>
+                <w:b/>
+                <w:bCs/>
+                <w:color w:val="FFFFFF"/>
+                <w:sz w:val="13"/>
+                <w:szCs w:val="13"/>
+                <w:shd w:fill="475569" w:color="auto" w:val="clear"/>
+              </w:rPr>
+              <w:t xml:space="preserve"> Due: Wed 14 Oct </w:t>
+            </w:r>
+          </w:p>
+        </w:tc>
+        <w:tc>
+          <w:tcPr>
+            <w:tcW w:type="dxa" w:w="5306"/>
+            <w:tcBorders>
+              <w:top w:val="single" w:color="D9E1EC" w:sz="4"/>
+              <w:left w:val="single" w:color="D9E1EC" w:sz="4"/>
+              <w:bottom w:val="single" w:color="D9E1EC" w:sz="4"/>
+              <w:right w:val="single" w:color="D9E1EC" w:sz="4"/>
+            </w:tcBorders>
+            <w:shd w:fill="FFFFFF" w:color="auto" w:val="clear"/>
+            <w:tcMar>
+              <w:top w:type="dxa" w:w="60"/>
+              <w:left w:type="dxa" w:w="80"/>
+              <w:bottom w:type="dxa" w:w="60"/>
+              <w:right w:type="dxa" w:w="80"/>
+            </w:tcMar>
+            <w:vAlign w:val="center"/>
+          </w:tcPr>
+          <w:p>
+            <w:pPr>
+              <w:spacing w:after="18" w:before="0" w:line="222"/>
+            </w:pPr>
+            <w:r>
+              <w:rPr>
+                <w:rFonts w:ascii="Arial" w:cs="Arial" w:eastAsia="Arial" w:hAnsi="Arial"/>
+                <w:color w:val="0F172A"/>
+                <w:sz w:val="13"/>
+                <w:szCs w:val="13"/>
+              </w:rPr>
+              <w:t xml:space="preserve">• card 1 sub: </w:t>
+            </w:r>
+            <w:r>
+              <w:rPr>
+                <w:rFonts w:ascii="Arial" w:cs="Arial" w:eastAsia="Arial" w:hAnsi="Arial"/>
+                <w:strike/>
+                <w:color w:val="94A3B8"/>
+                <w:sz w:val="13"/>
+                <w:szCs w:val="13"/>
+              </w:rPr>
+              <w:t xml:space="preserve">6 veština za svet u kojem će odrastati</w:t>
+            </w:r>
+            <w:r>
+              <w:rPr>
+                <w:rFonts w:ascii="Arial" w:cs="Arial" w:eastAsia="Arial" w:hAnsi="Arial"/>
+                <w:color w:val="0F172A"/>
+                <w:sz w:val="13"/>
+                <w:szCs w:val="13"/>
+              </w:rPr>
+              <w:t xml:space="preserve"> → </w:t>
+            </w:r>
+            <w:r>
+              <w:rPr>
+                <w:rFonts w:ascii="Arial" w:cs="Arial" w:eastAsia="Arial" w:hAnsi="Arial"/>
+                <w:b/>
+                <w:bCs/>
+                <w:color w:val="0F172A"/>
+                <w:sz w:val="13"/>
+                <w:szCs w:val="13"/>
+              </w:rPr>
+              <w:t xml:space="preserve">6 oblasti. Jedan povezan program.</w:t>
+            </w:r>
+          </w:p>
+          <w:p>
+            <w:pPr>
+              <w:spacing w:after="18" w:before="0" w:line="222"/>
+            </w:pPr>
+            <w:r>
+              <w:rPr>
+                <w:rFonts w:ascii="Arial" w:cs="Arial" w:eastAsia="Arial" w:hAnsi="Arial"/>
+                <w:color w:val="0F172A"/>
+                <w:sz w:val="13"/>
+                <w:szCs w:val="13"/>
+              </w:rPr>
+              <w:t xml:space="preserve">• card 2 text: </w:t>
+            </w:r>
+            <w:r>
+              <w:rPr>
+                <w:rFonts w:ascii="Arial" w:cs="Arial" w:eastAsia="Arial" w:hAnsi="Arial"/>
+                <w:b/>
+                <w:bCs/>
+                <w:color w:val="0F172A"/>
+                <w:sz w:val="13"/>
+                <w:szCs w:val="13"/>
+              </w:rPr>
+              <w:t xml:space="preserve">Engleski bez straha: deca pitaju, istražuju i predstavljaju projekte na engleskom, u skladu sa nivoom grupe.</w:t>
+            </w:r>
+          </w:p>
+        </w:tc>
+        <w:tc>
+          <w:tcPr>
+            <w:tcW w:type="dxa" w:w="1150"/>
+            <w:tcBorders>
+              <w:top w:val="single" w:color="D9E1EC" w:sz="4"/>
+              <w:left w:val="single" w:color="D9E1EC" w:sz="4"/>
+              <w:bottom w:val="single" w:color="D9E1EC" w:sz="4"/>
+              <w:right w:val="single" w:color="D9E1EC" w:sz="4"/>
+            </w:tcBorders>
+            <w:shd w:fill="FFFFFF" w:color="auto" w:val="clear"/>
+            <w:tcMar>
+              <w:top w:type="dxa" w:w="60"/>
+              <w:left w:type="dxa" w:w="80"/>
+              <w:bottom w:type="dxa" w:w="60"/>
+              <w:right w:type="dxa" w:w="80"/>
+            </w:tcMar>
+            <w:vAlign w:val="center"/>
+          </w:tcPr>
+          <w:p>
+            <w:pPr>
+              <w:spacing w:after="0" w:before="0" w:line="222"/>
+            </w:pPr>
+            <w:r>
+              <w:rPr>
+                <w:rFonts w:ascii="Arial" w:cs="Arial" w:eastAsia="Arial" w:hAnsi="Arial"/>
+                <w:color w:val="475569"/>
+                <w:sz w:val="13"/>
+                <w:szCs w:val="13"/>
+              </w:rPr>
+              <w:t xml:space="preserve">1:1</w:t>
+            </w:r>
+          </w:p>
+        </w:tc>
+      </w:tr>
+      <w:tr>
+        <w:trPr>
+          <w:cantSplit/>
+        </w:trPr>
+        <w:tc>
+          <w:tcPr>
+            <w:tcW w:type="dxa" w:w="1900"/>
+            <w:tcBorders>
+              <w:top w:val="single" w:color="D9E1EC" w:sz="4"/>
+              <w:left w:val="single" w:color="D9E1EC" w:sz="4"/>
+              <w:bottom w:val="single" w:color="D9E1EC" w:sz="4"/>
+              <w:right w:val="single" w:color="D9E1EC" w:sz="4"/>
+            </w:tcBorders>
+            <w:shd w:fill="F1F5F9" w:color="auto" w:val="clear"/>
+            <w:tcMar>
+              <w:top w:type="dxa" w:w="60"/>
+              <w:left w:type="dxa" w:w="80"/>
+              <w:bottom w:type="dxa" w:w="60"/>
+              <w:right w:type="dxa" w:w="80"/>
+            </w:tcMar>
+            <w:vAlign w:val="center"/>
+          </w:tcPr>
+          <w:p>
+            <w:pPr>
+              <w:jc w:val="center"/>
+            </w:pPr>
+            <w:r>
+              <w:drawing>
+                <wp:inline distT="0" distB="0" distL="0" distR="0">
+                  <wp:extent cx="733425" cy="914400"/>
+                  <wp:effectExtent t="0" r="0" b="0" l="0"/>
+                  <wp:docPr id="1" name="R6_start_date.png" descr="R6_start_date.png" title="R6_start_date.png"/>
+                  <wp:cNvGraphicFramePr>
+                    <a:graphicFrameLocks xmlns:a="http://schemas.openxmlformats.org/drawingml/2006/main" noChangeAspect="1"/>
+                  </wp:cNvGraphicFramePr>
+                  <a:graphic xmlns:a="http://schemas.openxmlformats.org/drawingml/2006/main">
+                    <a:graphicData uri="http://schemas.openxmlformats.org/drawingml/2006/picture">
+                      <pic:pic xmlns:pic="http://schemas.openxmlformats.org/drawingml/2006/picture">
+                        <pic:nvPicPr>
+                          <pic:cNvPr id="0" name="" descr=""/>
+                          <pic:cNvPicPr>
+                            <a:picLocks noChangeAspect="1" noChangeArrowheads="1"/>
+                          </pic:cNvPicPr>
+                        </pic:nvPicPr>
+                        <pic:blipFill>
+                          <a:blip r:embed="rId17" cstate="none"/>
+                          <a:srcRect/>
+                          <a:stretch>
+                            <a:fillRect/>
+                          </a:stretch>
+                        </pic:blipFill>
+                        <pic:spPr bwMode="auto">
+                          <a:xfrm>
+                            <a:off x="0" y="0"/>
                             <a:ext cx="733425" cy="914400"/>
                           </a:xfrm>
                           <a:prstGeom prst="rect">
@@ -2453,7 +2784,7 @@
                 <w:sz w:val="14"/>
                 <w:szCs w:val="14"/>
               </w:rPr>
-              <w:t xml:space="preserve">R6 · Last call</w:t>
+              <w:t xml:space="preserve">U8 · R6 · Last call</w:t>
             </w:r>
           </w:p>
           <w:p>

--- a/nxt-school-launch/design-briefs/Brief_UPDATE_website_alignment.docx
+++ b/nxt-school-launch/design-briefs/Brief_UPDATE_website_alignment.docx
@@ -1602,7 +1602,21 @@
                 <w:sz w:val="14"/>
                 <w:szCs w:val="14"/>
               </w:rPr>
-              <w:t xml:space="preserve">U4 · O2 · winning P-ad + Open Day band</w:t>
+              <w:t xml:space="preserve">U4 · O2 · Open Day + winner’s hook</w:t>
+            </w:r>
+          </w:p>
+          <w:p>
+            <w:pPr>
+              <w:spacing w:after="10" w:before="0" w:line="222"/>
+            </w:pPr>
+            <w:r>
+              <w:rPr>
+                <w:rFonts w:ascii="Arial" w:cs="Arial" w:eastAsia="Arial" w:hAnsi="Arial"/>
+                <w:color w:val="1E293B"/>
+                <w:sz w:val="14"/>
+                <w:szCs w:val="14"/>
+              </w:rPr>
+              <w:t xml:space="preserve">(new layout)</w:t>
             </w:r>
           </w:p>
           <w:p>
@@ -1663,7 +1677,111 @@
                 <w:sz w:val="13"/>
                 <w:szCs w:val="13"/>
               </w:rPr>
-              <w:t xml:space="preserve">• band small line: NXT OPEN DAY · </w:t>
+              <w:t xml:space="preserve">• </w:t>
+            </w:r>
+            <w:r>
+              <w:rPr>
+                <w:rFonts w:ascii="Arial" w:cs="Arial" w:eastAsia="Arial" w:hAnsi="Arial"/>
+                <w:b/>
+                <w:bCs/>
+                <w:color w:val="0F172A"/>
+                <w:sz w:val="13"/>
+                <w:szCs w:val="13"/>
+              </w:rPr>
+              <w:t xml:space="preserve">re-layout, Open Day first</w:t>
+            </w:r>
+            <w:r>
+              <w:rPr>
+                <w:rFonts w:ascii="Arial" w:cs="Arial" w:eastAsia="Arial" w:hAnsi="Arial"/>
+                <w:color w:val="0F172A"/>
+                <w:sz w:val="13"/>
+                <w:szCs w:val="13"/>
+              </w:rPr>
+              <w:t xml:space="preserve"> (full spec: Batch 2 · B2-5)</w:t>
+            </w:r>
+          </w:p>
+          <w:p>
+            <w:pPr>
+              <w:spacing w:after="18" w:before="0" w:line="222"/>
+            </w:pPr>
+            <w:r>
+              <w:rPr>
+                <w:rFonts w:ascii="Arial" w:cs="Arial" w:eastAsia="Arial" w:hAnsi="Arial"/>
+                <w:color w:val="0F172A"/>
+                <w:sz w:val="13"/>
+                <w:szCs w:val="13"/>
+              </w:rPr>
+              <w:t xml:space="preserve">• kicker on top: </w:t>
+            </w:r>
+            <w:r>
+              <w:rPr>
+                <w:rFonts w:ascii="Arial" w:cs="Arial" w:eastAsia="Arial" w:hAnsi="Arial"/>
+                <w:b/>
+                <w:bCs/>
+                <w:color w:val="0F172A"/>
+                <w:sz w:val="13"/>
+                <w:szCs w:val="13"/>
+              </w:rPr>
+              <w:t xml:space="preserve">NXT OPEN DAY · PONEDELJAK 26. 10. · 18–20 H</w:t>
+            </w:r>
+          </w:p>
+          <w:p>
+            <w:pPr>
+              <w:spacing w:after="18" w:before="0" w:line="222"/>
+            </w:pPr>
+            <w:r>
+              <w:rPr>
+                <w:rFonts w:ascii="Arial" w:cs="Arial" w:eastAsia="Arial" w:hAnsi="Arial"/>
+                <w:color w:val="0F172A"/>
+                <w:sz w:val="13"/>
+                <w:szCs w:val="13"/>
+              </w:rPr>
+              <w:t xml:space="preserve">• headline: </w:t>
+            </w:r>
+            <w:r>
+              <w:rPr>
+                <w:rFonts w:ascii="Arial" w:cs="Arial" w:eastAsia="Arial" w:hAnsi="Arial"/>
+                <w:b/>
+                <w:bCs/>
+                <w:color w:val="0F172A"/>
+                <w:sz w:val="13"/>
+                <w:szCs w:val="13"/>
+              </w:rPr>
+              <w:t xml:space="preserve">Less scrolling? Dođite da vidite kako deca stvaraju.</w:t>
+            </w:r>
+          </w:p>
+          <w:p>
+            <w:pPr>
+              <w:spacing w:after="18" w:before="0" w:line="222"/>
+            </w:pPr>
+            <w:r>
+              <w:rPr>
+                <w:rFonts w:ascii="Arial" w:cs="Arial" w:eastAsia="Arial" w:hAnsi="Arial"/>
+                <w:color w:val="0F172A"/>
+                <w:sz w:val="13"/>
+                <w:szCs w:val="13"/>
+              </w:rPr>
+              <w:t xml:space="preserve">• date card + CTA </w:t>
+            </w:r>
+            <w:r>
+              <w:rPr>
+                <w:rFonts w:ascii="Arial" w:cs="Arial" w:eastAsia="Arial" w:hAnsi="Arial"/>
+                <w:b/>
+                <w:bCs/>
+                <w:color w:val="0F172A"/>
+                <w:sz w:val="13"/>
+                <w:szCs w:val="13"/>
+              </w:rPr>
+              <w:t xml:space="preserve">Prijavi se za Open Day →</w:t>
+            </w:r>
+            <w:r>
+              <w:rPr>
+                <w:rFonts w:ascii="Arial" w:cs="Arial" w:eastAsia="Arial" w:hAnsi="Arial"/>
+                <w:color w:val="0F172A"/>
+                <w:sz w:val="13"/>
+                <w:szCs w:val="13"/>
+              </w:rPr>
+              <w:t xml:space="preserve"> · </w:t>
             </w:r>
             <w:r>
               <w:rPr>
@@ -1673,71 +1791,7 @@
                 <w:sz w:val="13"/>
                 <w:szCs w:val="13"/>
               </w:rPr>
-              <w:t xml:space="preserve">BESPLATNO</w:t>
-            </w:r>
-            <w:r>
-              <w:rPr>
-                <w:rFonts w:ascii="Arial" w:cs="Arial" w:eastAsia="Arial" w:hAnsi="Arial"/>
-                <w:color w:val="0F172A"/>
-                <w:sz w:val="13"/>
-                <w:szCs w:val="13"/>
-              </w:rPr>
-              <w:t xml:space="preserve"> → </w:t>
-            </w:r>
-            <w:r>
-              <w:rPr>
-                <w:rFonts w:ascii="Arial" w:cs="Arial" w:eastAsia="Arial" w:hAnsi="Arial"/>
-                <w:b/>
-                <w:bCs/>
-                <w:color w:val="0F172A"/>
-                <w:sz w:val="13"/>
-                <w:szCs w:val="13"/>
-              </w:rPr>
-              <w:t xml:space="preserve">18–20 H</w:t>
-            </w:r>
-          </w:p>
-          <w:p>
-            <w:pPr>
-              <w:spacing w:after="18" w:before="0" w:line="222"/>
-            </w:pPr>
-            <w:r>
-              <w:rPr>
-                <w:rFonts w:ascii="Arial" w:cs="Arial" w:eastAsia="Arial" w:hAnsi="Arial"/>
-                <w:color w:val="0F172A"/>
-                <w:sz w:val="13"/>
-                <w:szCs w:val="13"/>
-              </w:rPr>
-              <w:t xml:space="preserve">• band big line: </w:t>
-            </w:r>
-            <w:r>
-              <w:rPr>
-                <w:rFonts w:ascii="Arial" w:cs="Arial" w:eastAsia="Arial" w:hAnsi="Arial"/>
-                <w:strike/>
-                <w:color w:val="94A3B8"/>
-                <w:sz w:val="13"/>
-                <w:szCs w:val="13"/>
-              </w:rPr>
-              <w:t xml:space="preserve">Subota, 24. oktobar</w:t>
-            </w:r>
-            <w:r>
-              <w:rPr>
-                <w:rFonts w:ascii="Arial" w:cs="Arial" w:eastAsia="Arial" w:hAnsi="Arial"/>
-                <w:color w:val="0F172A"/>
-                <w:sz w:val="13"/>
-                <w:szCs w:val="13"/>
-              </w:rPr>
-              <w:t xml:space="preserve"> → </w:t>
-            </w:r>
-            <w:r>
-              <w:rPr>
-                <w:rFonts w:ascii="Arial" w:cs="Arial" w:eastAsia="Arial" w:hAnsi="Arial"/>
-                <w:b/>
-                <w:bCs/>
-                <w:color w:val="0F172A"/>
-                <w:sz w:val="13"/>
-                <w:szCs w:val="13"/>
-              </w:rPr>
-              <w:t xml:space="preserve">Ponedeljak, 26. oktobar</w:t>
+              <w:t xml:space="preserve">bottom Open Day strip</w:t>
             </w:r>
           </w:p>
         </w:tc>

--- a/nxt-school-launch/design-briefs/Brief_UPDATE_website_alignment.docx
+++ b/nxt-school-launch/design-briefs/Brief_UPDATE_website_alignment.docx
@@ -1602,21 +1602,7 @@
                 <w:sz w:val="14"/>
                 <w:szCs w:val="14"/>
               </w:rPr>
-              <w:t xml:space="preserve">U4 · O2 · Open Day + winner’s hook</w:t>
-            </w:r>
-          </w:p>
-          <w:p>
-            <w:pPr>
-              <w:spacing w:after="10" w:before="0" w:line="222"/>
-            </w:pPr>
-            <w:r>
-              <w:rPr>
-                <w:rFonts w:ascii="Arial" w:cs="Arial" w:eastAsia="Arial" w:hAnsi="Arial"/>
-                <w:color w:val="1E293B"/>
-                <w:sz w:val="14"/>
-                <w:szCs w:val="14"/>
-              </w:rPr>
-              <w:t xml:space="preserve">(new layout)</w:t>
+              <w:t xml:space="preserve">U4 · O2 · winner + Open Day framing</w:t>
             </w:r>
           </w:p>
           <w:p>
@@ -1677,27 +1663,18 @@
                 <w:sz w:val="13"/>
                 <w:szCs w:val="13"/>
               </w:rPr>
-              <w:t xml:space="preserve">• </w:t>
-            </w:r>
-            <w:r>
-              <w:rPr>
-                <w:rFonts w:ascii="Arial" w:cs="Arial" w:eastAsia="Arial" w:hAnsi="Arial"/>
-                <w:b/>
-                <w:bCs/>
-                <w:color w:val="0F172A"/>
-                <w:sz w:val="13"/>
-                <w:szCs w:val="13"/>
-              </w:rPr>
-              <w:t xml:space="preserve">re-layout, Open Day first</w:t>
-            </w:r>
-            <w:r>
-              <w:rPr>
-                <w:rFonts w:ascii="Arial" w:cs="Arial" w:eastAsia="Arial" w:hAnsi="Arial"/>
-                <w:color w:val="0F172A"/>
-                <w:sz w:val="13"/>
-                <w:szCs w:val="13"/>
-              </w:rPr>
-              <w:t xml:space="preserve"> (full spec: Batch 2 · B2-5)</w:t>
+              <w:t xml:space="preserve">• winner’s headline + visual </w:t>
+            </w:r>
+            <w:r>
+              <w:rPr>
+                <w:rFonts w:ascii="Arial" w:cs="Arial" w:eastAsia="Arial" w:hAnsi="Arial"/>
+                <w:b/>
+                <w:bCs/>
+                <w:color w:val="0F172A"/>
+                <w:sz w:val="13"/>
+                <w:szCs w:val="13"/>
+              </w:rPr>
+              <w:t xml:space="preserve">unchanged</w:t>
             </w:r>
           </w:p>
           <w:p>
@@ -1711,18 +1688,18 @@
                 <w:sz w:val="13"/>
                 <w:szCs w:val="13"/>
               </w:rPr>
-              <w:t xml:space="preserve">• kicker on top: </w:t>
-            </w:r>
-            <w:r>
-              <w:rPr>
-                <w:rFonts w:ascii="Arial" w:cs="Arial" w:eastAsia="Arial" w:hAnsi="Arial"/>
-                <w:b/>
-                <w:bCs/>
-                <w:color w:val="0F172A"/>
-                <w:sz w:val="13"/>
-                <w:szCs w:val="13"/>
-              </w:rPr>
-              <w:t xml:space="preserve">NXT OPEN DAY · PONEDELJAK 26. 10. · 18–20 H</w:t>
+              <w:t xml:space="preserve">• add kicker on top: </w:t>
+            </w:r>
+            <w:r>
+              <w:rPr>
+                <w:rFonts w:ascii="Arial" w:cs="Arial" w:eastAsia="Arial" w:hAnsi="Arial"/>
+                <w:b/>
+                <w:bCs/>
+                <w:color w:val="0F172A"/>
+                <w:sz w:val="13"/>
+                <w:szCs w:val="13"/>
+              </w:rPr>
+              <w:t xml:space="preserve">NXT OPEN DAY · DOĐITE DA VIDITE UŽIVO</w:t>
             </w:r>
           </w:p>
           <w:p>
@@ -1736,18 +1713,18 @@
                 <w:sz w:val="13"/>
                 <w:szCs w:val="13"/>
               </w:rPr>
-              <w:t xml:space="preserve">• headline: </w:t>
-            </w:r>
-            <w:r>
-              <w:rPr>
-                <w:rFonts w:ascii="Arial" w:cs="Arial" w:eastAsia="Arial" w:hAnsi="Arial"/>
-                <w:b/>
-                <w:bCs/>
-                <w:color w:val="0F172A"/>
-                <w:sz w:val="13"/>
-                <w:szCs w:val="13"/>
-              </w:rPr>
-              <w:t xml:space="preserve">Less scrolling? Dođite da vidite kako deca stvaraju.</w:t>
+              <w:t xml:space="preserve">• subline → </w:t>
+            </w:r>
+            <w:r>
+              <w:rPr>
+                <w:rFonts w:ascii="Arial" w:cs="Arial" w:eastAsia="Arial" w:hAnsi="Arial"/>
+                <w:b/>
+                <w:bCs/>
+                <w:color w:val="0F172A"/>
+                <w:sz w:val="13"/>
+                <w:szCs w:val="13"/>
+              </w:rPr>
+              <w:t xml:space="preserve">Dođite da vidite kako to izgleda: deca prave, vi upoznajete program.</w:t>
             </w:r>
           </w:p>
           <w:p>
@@ -1761,27 +1738,7 @@
                 <w:sz w:val="13"/>
                 <w:szCs w:val="13"/>
               </w:rPr>
-              <w:t xml:space="preserve">• date card + CTA </w:t>
-            </w:r>
-            <w:r>
-              <w:rPr>
-                <w:rFonts w:ascii="Arial" w:cs="Arial" w:eastAsia="Arial" w:hAnsi="Arial"/>
-                <w:b/>
-                <w:bCs/>
-                <w:color w:val="0F172A"/>
-                <w:sz w:val="13"/>
-                <w:szCs w:val="13"/>
-              </w:rPr>
-              <w:t xml:space="preserve">Prijavi se za Open Day →</w:t>
-            </w:r>
-            <w:r>
-              <w:rPr>
-                <w:rFonts w:ascii="Arial" w:cs="Arial" w:eastAsia="Arial" w:hAnsi="Arial"/>
-                <w:color w:val="0F172A"/>
-                <w:sz w:val="13"/>
-                <w:szCs w:val="13"/>
-              </w:rPr>
-              <w:t xml:space="preserve"> · </w:t>
+              <w:t xml:space="preserve">• band: NXT OPEN DAY · </w:t>
             </w:r>
             <w:r>
               <w:rPr>
@@ -1791,7 +1748,66 @@
                 <w:sz w:val="13"/>
                 <w:szCs w:val="13"/>
               </w:rPr>
-              <w:t xml:space="preserve">bottom Open Day strip</w:t>
+              <w:t xml:space="preserve">BESPLATNO</w:t>
+            </w:r>
+            <w:r>
+              <w:rPr>
+                <w:rFonts w:ascii="Arial" w:cs="Arial" w:eastAsia="Arial" w:hAnsi="Arial"/>
+                <w:color w:val="0F172A"/>
+                <w:sz w:val="13"/>
+                <w:szCs w:val="13"/>
+              </w:rPr>
+              <w:t xml:space="preserve"> </w:t>
+            </w:r>
+            <w:r>
+              <w:rPr>
+                <w:rFonts w:ascii="Arial" w:cs="Arial" w:eastAsia="Arial" w:hAnsi="Arial"/>
+                <w:b/>
+                <w:bCs/>
+                <w:color w:val="0F172A"/>
+                <w:sz w:val="13"/>
+                <w:szCs w:val="13"/>
+              </w:rPr>
+              <w:t xml:space="preserve">18–20 H</w:t>
+            </w:r>
+            <w:r>
+              <w:rPr>
+                <w:rFonts w:ascii="Arial" w:cs="Arial" w:eastAsia="Arial" w:hAnsi="Arial"/>
+                <w:color w:val="0F172A"/>
+                <w:sz w:val="13"/>
+                <w:szCs w:val="13"/>
+              </w:rPr>
+              <w:t xml:space="preserve"> / </w:t>
+            </w:r>
+            <w:r>
+              <w:rPr>
+                <w:rFonts w:ascii="Arial" w:cs="Arial" w:eastAsia="Arial" w:hAnsi="Arial"/>
+                <w:strike/>
+                <w:color w:val="94A3B8"/>
+                <w:sz w:val="13"/>
+                <w:szCs w:val="13"/>
+              </w:rPr>
+              <w:t xml:space="preserve">Subota, 24. oktobar</w:t>
+            </w:r>
+            <w:r>
+              <w:rPr>
+                <w:rFonts w:ascii="Arial" w:cs="Arial" w:eastAsia="Arial" w:hAnsi="Arial"/>
+                <w:color w:val="0F172A"/>
+                <w:sz w:val="13"/>
+                <w:szCs w:val="13"/>
+              </w:rPr>
+              <w:t xml:space="preserve"> </w:t>
+            </w:r>
+            <w:r>
+              <w:rPr>
+                <w:rFonts w:ascii="Arial" w:cs="Arial" w:eastAsia="Arial" w:hAnsi="Arial"/>
+                <w:b/>
+                <w:bCs/>
+                <w:color w:val="0F172A"/>
+                <w:sz w:val="13"/>
+                <w:szCs w:val="13"/>
+              </w:rPr>
+              <w:t xml:space="preserve">Ponedeljak, 26. oktobar</w:t>
             </w:r>
           </w:p>
         </w:tc>
